--- a/docs/word/9 - Saving and Reopening Variation Files.docx
+++ b/docs/word/9 - Saving and Reopening Variation Files.docx
@@ -16,7 +16,7 @@
           <w:sz w:val="40"/>
           <w:szCs w:val="40"/>
         </w:rPr>
-        <w:t xml:space="preserve">Variation files — saving a whole variation to SharePoint and opening it again</w:t>
+        <w:t xml:space="preserve">Variation files — keeping a whole variation in SharePoint and opening it again</w:t>
       </w:r>
     </w:p>
     <w:p>
@@ -159,7 +159,27 @@
           <w:sz w:val="20"/>
           <w:szCs w:val="20"/>
         </w:rPr>
-        <w:t xml:space="preserve">It is named after the variation and sits beside the PDF in the project's folder:</w:t>
+        <w:t xml:space="preserve">It is kept as an </w:t>
+      </w:r>
+      <w:r>
+        <w:rPr>
+          <w:rFonts w:ascii="Arial" w:cs="Arial" w:eastAsia="Arial" w:hAnsi="Arial"/>
+          <w:b/>
+          <w:bCs/>
+          <w:color w:val="1C2B3A"/>
+          <w:sz w:val="20"/>
+          <w:szCs w:val="20"/>
+        </w:rPr>
+        <w:t xml:space="preserve">attachment on the variation's own row in the variation log</w:t>
+      </w:r>
+      <w:r>
+        <w:rPr>
+          <w:rFonts w:ascii="Arial" w:cs="Arial" w:eastAsia="Arial" w:hAnsi="Arial"/>
+          <w:color w:val="1C2B3A"/>
+          <w:sz w:val="20"/>
+          <w:szCs w:val="20"/>
+        </w:rPr>
+        <w:t xml:space="preserve"> — the same row the dashboard shows, written by the same push. The PDF still goes to the project folder; the variation file does not.</w:t>
       </w:r>
     </w:p>
     <w:p>
@@ -178,7 +198,7 @@
           <w:sz w:val="17"/>
           <w:szCs w:val="17"/>
         </w:rPr>
-        <w:t xml:space="preserve">/Shared Documents/Projects/25-135/</w:t>
+        <w:t xml:space="preserve">Variation log  ›  VAR-042  (Warrnambool Hospital 25-135)</w:t>
       </w:r>
     </w:p>
     <w:p>
@@ -197,7 +217,45 @@
           <w:sz w:val="17"/>
           <w:szCs w:val="17"/>
         </w:rPr>
-        <w:t xml:space="preserve">    VAR-042 - RPZ Valve Relocation - Direction of Variation.pdf</w:t>
+        <w:t xml:space="preserve">    Attachments:  VAR-042 - RPZ Valve Relocation - Variation File.json</w:t>
+      </w:r>
+    </w:p>
+    <w:p>
+      <w:pPr>
+        <w:pBdr>
+          <w:left w:val="single" w:color="4C5C6D" w:sz="12" w:space="8"/>
+        </w:pBdr>
+        <w:shd w:fill="F2F0EA" w:val="clear"/>
+        <w:spacing w:after="0" w:before="0"/>
+        <w:ind w:left="220" w:right="220"/>
+      </w:pPr>
+      <w:r>
+        <w:rPr>
+          <w:rFonts w:ascii="Consolas" w:cs="Consolas" w:eastAsia="Consolas" w:hAnsi="Consolas"/>
+          <w:color w:val="1C2B3A"/>
+          <w:sz w:val="17"/>
+          <w:szCs w:val="17"/>
+        </w:rPr>
+        <w:t xml:space="preserve"> </w:t>
+      </w:r>
+    </w:p>
+    <w:p>
+      <w:pPr>
+        <w:pBdr>
+          <w:left w:val="single" w:color="4C5C6D" w:sz="12" w:space="8"/>
+        </w:pBdr>
+        <w:shd w:fill="F2F0EA" w:val="clear"/>
+        <w:spacing w:after="0" w:before="0"/>
+        <w:ind w:left="220" w:right="220"/>
+      </w:pPr>
+      <w:r>
+        <w:rPr>
+          <w:rFonts w:ascii="Consolas" w:cs="Consolas" w:eastAsia="Consolas" w:hAnsi="Consolas"/>
+          <w:color w:val="1C2B3A"/>
+          <w:sz w:val="17"/>
+          <w:szCs w:val="17"/>
+        </w:rPr>
+        <w:t xml:space="preserve">/Shared Documents/Projects/25-135/</w:t>
       </w:r>
     </w:p>
     <w:p>
@@ -216,7 +274,7 @@
           <w:sz w:val="17"/>
           <w:szCs w:val="17"/>
         </w:rPr>
-        <w:t xml:space="preserve">    VAR-042 - RPZ Valve Relocation - Variation File.json</w:t>
+        <w:t xml:space="preserve">    VAR-042 - RPZ Valve Relocation - Direction of Variation.pdf</w:t>
       </w:r>
     </w:p>
     <w:p>
@@ -230,7 +288,7 @@
           <w:sz w:val="20"/>
           <w:szCs w:val="20"/>
         </w:rPr>
-        <w:t xml:space="preserve">The variation log already brings the form back. It cannot bring back the attachments, because a SharePoint list has nowhere to keep files. The variation file can.</w:t>
+        <w:t xml:space="preserve">The log's columns bring the form back. Only the variation file brings back the attachments.</w:t>
       </w:r>
     </w:p>
     <w:p>
@@ -271,9 +329,9 @@
         </w:tblBorders>
       </w:tblPr>
       <w:tblGrid>
-        <w:gridCol w:w="1981"/>
-        <w:gridCol w:w="4402"/>
-        <w:gridCol w:w="2643"/>
+        <w:gridCol w:w="1778"/>
+        <w:gridCol w:w="3952"/>
+        <w:gridCol w:w="3296"/>
       </w:tblGrid>
       <w:tr>
         <w:trPr>
@@ -281,7 +339,7 @@
         </w:trPr>
         <w:tc>
           <w:tcPr>
-            <w:tcW w:type="dxa" w:w="1981"/>
+            <w:tcW w:type="dxa" w:w="1778"/>
             <w:shd w:fill="4C5C6D" w:val="clear"/>
             <w:tcMar>
               <w:top w:type="dxa" w:w="60"/>
@@ -309,7 +367,7 @@
         </w:tc>
         <w:tc>
           <w:tcPr>
-            <w:tcW w:type="dxa" w:w="4402"/>
+            <w:tcW w:type="dxa" w:w="3952"/>
             <w:shd w:fill="4C5C6D" w:val="clear"/>
             <w:tcMar>
               <w:top w:type="dxa" w:w="60"/>
@@ -337,7 +395,7 @@
         </w:tc>
         <w:tc>
           <w:tcPr>
-            <w:tcW w:type="dxa" w:w="2643"/>
+            <w:tcW w:type="dxa" w:w="3296"/>
             <w:shd w:fill="4C5C6D" w:val="clear"/>
             <w:tcMar>
               <w:top w:type="dxa" w:w="60"/>
@@ -367,7 +425,7 @@
       <w:tr>
         <w:tc>
           <w:tcPr>
-            <w:tcW w:type="dxa" w:w="1981"/>
+            <w:tcW w:type="dxa" w:w="1778"/>
             <w:shd w:fill="FFFFFF" w:val="clear"/>
             <w:tcMar>
               <w:top w:type="dxa" w:w="60"/>
@@ -395,7 +453,7 @@
         </w:tc>
         <w:tc>
           <w:tcPr>
-            <w:tcW w:type="dxa" w:w="4402"/>
+            <w:tcW w:type="dxa" w:w="3952"/>
             <w:shd w:fill="FFFFFF" w:val="clear"/>
             <w:tcMar>
               <w:top w:type="dxa" w:w="60"/>
@@ -426,7 +484,7 @@
                 <w:sz w:val="18"/>
                 <w:szCs w:val="18"/>
               </w:rPr>
-              <w:t xml:space="preserve"> files the PDF and then the variation file into the project folder (untick </w:t>
+              <w:t xml:space="preserve"> writes the log row and sends the variation file with it, and the flow attaches it to that row (untick </w:t>
             </w:r>
             <w:r>
               <w:rPr>
@@ -437,7 +495,7 @@
                 <w:sz w:val="18"/>
                 <w:szCs w:val="18"/>
               </w:rPr>
-              <w:t xml:space="preserve">Save it to the project's SharePoint folder with the PDF</w:t>
+              <w:t xml:space="preserve">Attach it to this variation's row in the SharePoint log with the PDF</w:t>
             </w:r>
             <w:r>
               <w:rPr>
@@ -457,7 +515,7 @@
                 <w:sz w:val="18"/>
                 <w:szCs w:val="18"/>
               </w:rPr>
-              <w:t xml:space="preserve">Save to SharePoint now</w:t>
+              <w:t xml:space="preserve">Attach to the log now</w:t>
             </w:r>
             <w:r>
               <w:rPr>
@@ -466,13 +524,13 @@
                 <w:sz w:val="18"/>
                 <w:szCs w:val="18"/>
               </w:rPr>
-              <w:t xml:space="preserve"> does the file alone, any time.</w:t>
+              <w:t xml:space="preserve"> does the same at any time. Each save replaces the row's previous variation file.</w:t>
             </w:r>
           </w:p>
         </w:tc>
         <w:tc>
           <w:tcPr>
-            <w:tcW w:type="dxa" w:w="2643"/>
+            <w:tcW w:type="dxa" w:w="3296"/>
             <w:shd w:fill="FFFFFF" w:val="clear"/>
             <w:tcMar>
               <w:top w:type="dxa" w:w="60"/>
@@ -492,7 +550,7 @@
                 <w:sz w:val="18"/>
                 <w:szCs w:val="18"/>
               </w:rPr>
-              <w:t xml:space="preserve">Flow 2 — </w:t>
+              <w:t xml:space="preserve">Flow 5 — </w:t>
             </w:r>
             <w:r>
               <w:rPr>
@@ -503,7 +561,7 @@
                 <w:sz w:val="18"/>
                 <w:szCs w:val="18"/>
               </w:rPr>
-              <w:t xml:space="preserve">File the PDF</w:t>
+              <w:t xml:space="preserve">log write</w:t>
             </w:r>
             <w:r>
               <w:rPr>
@@ -512,7 +570,7 @@
                 <w:sz w:val="18"/>
                 <w:szCs w:val="18"/>
               </w:rPr>
-              <w:t xml:space="preserve">, unchanged</w:t>
+              <w:t xml:space="preserve">, with the steps below added</w:t>
             </w:r>
           </w:p>
         </w:tc>
@@ -520,7 +578,7 @@
       <w:tr>
         <w:tc>
           <w:tcPr>
-            <w:tcW w:type="dxa" w:w="1981"/>
+            <w:tcW w:type="dxa" w:w="1778"/>
             <w:shd w:fill="FFFFFF" w:val="clear"/>
             <w:tcMar>
               <w:top w:type="dxa" w:w="60"/>
@@ -548,7 +606,7 @@
         </w:tc>
         <w:tc>
           <w:tcPr>
-            <w:tcW w:type="dxa" w:w="4402"/>
+            <w:tcW w:type="dxa" w:w="3952"/>
             <w:shd w:fill="FFFFFF" w:val="clear"/>
             <w:tcMar>
               <w:top w:type="dxa" w:w="60"/>
@@ -585,7 +643,7 @@
         </w:tc>
         <w:tc>
           <w:tcPr>
-            <w:tcW w:type="dxa" w:w="2643"/>
+            <w:tcW w:type="dxa" w:w="3296"/>
             <w:shd w:fill="FFFFFF" w:val="clear"/>
             <w:tcMar>
               <w:top w:type="dxa" w:w="60"/>
@@ -613,7 +671,7 @@
       <w:tr>
         <w:tc>
           <w:tcPr>
-            <w:tcW w:type="dxa" w:w="1981"/>
+            <w:tcW w:type="dxa" w:w="1778"/>
             <w:shd w:fill="FFFFFF" w:val="clear"/>
             <w:tcMar>
               <w:top w:type="dxa" w:w="60"/>
@@ -641,7 +699,7 @@
         </w:tc>
         <w:tc>
           <w:tcPr>
-            <w:tcW w:type="dxa" w:w="4402"/>
+            <w:tcW w:type="dxa" w:w="3952"/>
             <w:shd w:fill="FFFFFF" w:val="clear"/>
             <w:tcMar>
               <w:top w:type="dxa" w:w="60"/>
@@ -661,7 +719,7 @@
                 <w:sz w:val="18"/>
                 <w:szCs w:val="18"/>
               </w:rPr>
-              <w:t xml:space="preserve">Cover sheet → </w:t>
+              <w:t xml:space="preserve">Dashboard </w:t>
             </w:r>
             <w:r>
               <w:rPr>
@@ -672,7 +730,7 @@
                 <w:sz w:val="18"/>
                 <w:szCs w:val="18"/>
               </w:rPr>
-              <w:t xml:space="preserve">Previous variations</w:t>
+              <w:t xml:space="preserve">Open</w:t>
             </w:r>
             <w:r>
               <w:rPr>
@@ -681,7 +739,7 @@
                 <w:sz w:val="18"/>
                 <w:szCs w:val="18"/>
               </w:rPr>
-              <w:t xml:space="preserve"> → </w:t>
+              <w:t xml:space="preserve">, or cover sheet → </w:t>
             </w:r>
             <w:r>
               <w:rPr>
@@ -692,6 +750,26 @@
                 <w:sz w:val="18"/>
                 <w:szCs w:val="18"/>
               </w:rPr>
+              <w:t xml:space="preserve">Previous variations</w:t>
+            </w:r>
+            <w:r>
+              <w:rPr>
+                <w:rFonts w:ascii="Arial" w:cs="Arial" w:eastAsia="Arial" w:hAnsi="Arial"/>
+                <w:color w:val="1C2B3A"/>
+                <w:sz w:val="18"/>
+                <w:szCs w:val="18"/>
+              </w:rPr>
+              <w:t xml:space="preserve"> → </w:t>
+            </w:r>
+            <w:r>
+              <w:rPr>
+                <w:rFonts w:ascii="Arial" w:cs="Arial" w:eastAsia="Arial" w:hAnsi="Arial"/>
+                <w:b/>
+                <w:bCs/>
+                <w:color w:val="1C2B3A"/>
+                <w:sz w:val="18"/>
+                <w:szCs w:val="18"/>
+              </w:rPr>
               <w:t xml:space="preserve">Open</w:t>
             </w:r>
             <w:r>
@@ -701,13 +779,13 @@
                 <w:sz w:val="18"/>
                 <w:szCs w:val="18"/>
               </w:rPr>
-              <w:t xml:space="preserve">. The log row names its variation file; the app fetches it and restores everything, attachments included. If it cannot, it falls back to the log's copy of the form and says so.</w:t>
+              <w:t xml:space="preserve">. The app fetches the row's variation file and restores everything, attachments included. If it cannot, it falls back to the log's copy of the form and says so.</w:t>
             </w:r>
           </w:p>
         </w:tc>
         <w:tc>
           <w:tcPr>
-            <w:tcW w:type="dxa" w:w="2643"/>
+            <w:tcW w:type="dxa" w:w="3296"/>
             <w:shd w:fill="FFFFFF" w:val="clear"/>
             <w:tcMar>
               <w:top w:type="dxa" w:w="60"/>
@@ -746,7 +824,7 @@
       <w:tr>
         <w:tc>
           <w:tcPr>
-            <w:tcW w:type="dxa" w:w="1981"/>
+            <w:tcW w:type="dxa" w:w="1778"/>
             <w:shd w:fill="FFFFFF" w:val="clear"/>
             <w:tcMar>
               <w:top w:type="dxa" w:w="60"/>
@@ -768,13 +846,13 @@
                 <w:sz w:val="18"/>
                 <w:szCs w:val="18"/>
               </w:rPr>
-              <w:t xml:space="preserve">Recall by name</w:t>
+              <w:t xml:space="preserve">Recall by reference</w:t>
             </w:r>
           </w:p>
         </w:tc>
         <w:tc>
           <w:tcPr>
-            <w:tcW w:type="dxa" w:w="4402"/>
+            <w:tcW w:type="dxa" w:w="3952"/>
             <w:shd w:fill="FFFFFF" w:val="clear"/>
             <w:tcMar>
               <w:top w:type="dxa" w:w="60"/>
@@ -834,13 +912,13 @@
                 <w:sz w:val="18"/>
                 <w:szCs w:val="18"/>
               </w:rPr>
-              <w:t xml:space="preserve">, then give the file name. Shown only once flow 6 is connected.</w:t>
+              <w:t xml:space="preserve">, then give the reference. Shown only once flow 6 is connected.</w:t>
             </w:r>
           </w:p>
         </w:tc>
         <w:tc>
           <w:tcPr>
-            <w:tcW w:type="dxa" w:w="2643"/>
+            <w:tcW w:type="dxa" w:w="3296"/>
             <w:shd w:fill="FFFFFF" w:val="clear"/>
             <w:tcMar>
               <w:top w:type="dxa" w:w="60"/>
@@ -868,7 +946,7 @@
       <w:tr>
         <w:tc>
           <w:tcPr>
-            <w:tcW w:type="dxa" w:w="1981"/>
+            <w:tcW w:type="dxa" w:w="1778"/>
             <w:shd w:fill="FFFFFF" w:val="clear"/>
             <w:tcMar>
               <w:top w:type="dxa" w:w="60"/>
@@ -896,7 +974,7 @@
         </w:tc>
         <w:tc>
           <w:tcPr>
-            <w:tcW w:type="dxa" w:w="4402"/>
+            <w:tcW w:type="dxa" w:w="3952"/>
             <w:shd w:fill="FFFFFF" w:val="clear"/>
             <w:tcMar>
               <w:top w:type="dxa" w:w="60"/>
@@ -962,7 +1040,7 @@
         </w:tc>
         <w:tc>
           <w:tcPr>
-            <w:tcW w:type="dxa" w:w="2643"/>
+            <w:tcW w:type="dxa" w:w="3296"/>
             <w:shd w:fill="FFFFFF" w:val="clear"/>
             <w:tcMar>
               <w:top w:type="dxa" w:w="60"/>
@@ -1049,7 +1127,7 @@
           <w:sz w:val="30"/>
           <w:szCs w:val="30"/>
         </w:rPr>
-        <w:t xml:space="preserve">Saving needs nothing new</w:t>
+        <w:t xml:space="preserve">Before you start: turn attachments on</w:t>
       </w:r>
     </w:p>
     <w:p>
@@ -1059,11 +1137,81 @@
       <w:r>
         <w:rPr>
           <w:rFonts w:ascii="Arial" w:cs="Arial" w:eastAsia="Arial" w:hAnsi="Arial"/>
-          <w:color w:val="1C2B3A"/>
-          <w:sz w:val="20"/>
-          <w:szCs w:val="20"/>
-        </w:rPr>
-        <w:t xml:space="preserve">Flow 2 already writes whatever </w:t>
+          <w:b/>
+          <w:bCs/>
+          <w:color w:val="1C2B3A"/>
+          <w:sz w:val="20"/>
+          <w:szCs w:val="20"/>
+        </w:rPr>
+        <w:t xml:space="preserve">List settings → Advanced settings → Attachments: Enabled</w:t>
+      </w:r>
+      <w:r>
+        <w:rPr>
+          <w:rFonts w:ascii="Arial" w:cs="Arial" w:eastAsia="Arial" w:hAnsi="Arial"/>
+          <w:color w:val="1C2B3A"/>
+          <w:sz w:val="20"/>
+          <w:szCs w:val="20"/>
+        </w:rPr>
+        <w:t xml:space="preserve"> on the variation log (on each state's log, if there is one per state). That built-in </w:t>
+      </w:r>
+      <w:r>
+        <w:rPr>
+          <w:rFonts w:ascii="Arial" w:cs="Arial" w:eastAsia="Arial" w:hAnsi="Arial"/>
+          <w:i/>
+          <w:iCs/>
+          <w:color w:val="1C2B3A"/>
+          <w:sz w:val="20"/>
+          <w:szCs w:val="20"/>
+        </w:rPr>
+        <w:t xml:space="preserve">Attachments</w:t>
+      </w:r>
+      <w:r>
+        <w:rPr>
+          <w:rFonts w:ascii="Arial" w:cs="Arial" w:eastAsia="Arial" w:hAnsi="Arial"/>
+          <w:color w:val="1C2B3A"/>
+          <w:sz w:val="20"/>
+          <w:szCs w:val="20"/>
+        </w:rPr>
+        <w:t xml:space="preserve"> column is where the file goes; no column of your own is needed.</w:t>
+      </w:r>
+    </w:p>
+    <w:p>
+      <w:pPr>
+        <w:pBdr>
+          <w:bottom w:val="single" w:color="C9C2B4" w:sz="6" w:space="1"/>
+        </w:pBdr>
+        <w:spacing w:after="200" w:before="200"/>
+      </w:pPr>
+    </w:p>
+    <w:p>
+      <w:pPr>
+        <w:pStyle w:val="Heading1"/>
+        <w:spacing w:after="140" w:before="320"/>
+      </w:pPr>
+      <w:r>
+        <w:rPr>
+          <w:rFonts w:ascii="Arial" w:cs="Arial" w:eastAsia="Arial" w:hAnsi="Arial"/>
+          <w:b/>
+          <w:bCs/>
+          <w:color w:val="2A4258"/>
+          <w:sz w:val="30"/>
+          <w:szCs w:val="30"/>
+        </w:rPr>
+        <w:t xml:space="preserve">Flow 5 · the log write — four more steps</w:t>
+      </w:r>
+    </w:p>
+    <w:p>
+      <w:pPr>
+        <w:spacing w:after="160" w:line="276"/>
+      </w:pPr>
+      <w:r>
+        <w:rPr>
+          <w:rFonts w:ascii="Arial" w:cs="Arial" w:eastAsia="Arial" w:hAnsi="Arial"/>
+          <w:color w:val="1C2B3A"/>
+          <w:sz w:val="20"/>
+          <w:szCs w:val="20"/>
+        </w:rPr>
+        <w:t xml:space="preserve">The app now sends, with the row, an </w:t>
       </w:r>
       <w:r>
         <w:rPr>
@@ -1073,16 +1221,172 @@
           <w:szCs w:val="18"/>
           <w:shd w:fill="F2F0EA" w:val="clear"/>
         </w:rPr>
-        <w:t xml:space="preserve">fileName</w:t>
-      </w:r>
-      <w:r>
-        <w:rPr>
-          <w:rFonts w:ascii="Arial" w:cs="Arial" w:eastAsia="Arial" w:hAnsi="Arial"/>
-          <w:color w:val="1C2B3A"/>
-          <w:sz w:val="20"/>
-          <w:szCs w:val="20"/>
-        </w:rPr>
-        <w:t xml:space="preserve"> it is given, with </w:t>
+        <w:t xml:space="preserve">attachment</w:t>
+      </w:r>
+      <w:r>
+        <w:rPr>
+          <w:rFonts w:ascii="Arial" w:cs="Arial" w:eastAsia="Arial" w:hAnsi="Arial"/>
+          <w:color w:val="1C2B3A"/>
+          <w:sz w:val="20"/>
+          <w:szCs w:val="20"/>
+        </w:rPr>
+        <w:t xml:space="preserve">:</w:t>
+      </w:r>
+    </w:p>
+    <w:p>
+      <w:pPr>
+        <w:pBdr>
+          <w:left w:val="single" w:color="4C5C6D" w:sz="12" w:space="8"/>
+        </w:pBdr>
+        <w:shd w:fill="F2F0EA" w:val="clear"/>
+        <w:spacing w:after="0" w:before="120"/>
+        <w:ind w:left="220" w:right="220"/>
+      </w:pPr>
+      <w:r>
+        <w:rPr>
+          <w:rFonts w:ascii="Consolas" w:cs="Consolas" w:eastAsia="Consolas" w:hAnsi="Consolas"/>
+          <w:color w:val="1C2B3A"/>
+          <w:sz w:val="17"/>
+          <w:szCs w:val="17"/>
+        </w:rPr>
+        <w:t xml:space="preserve">"attachment": { "fileName": "VAR-042 - RPZ Valve Relocation - Variation File.json",</w:t>
+      </w:r>
+    </w:p>
+    <w:p>
+      <w:pPr>
+        <w:pBdr>
+          <w:left w:val="single" w:color="4C5C6D" w:sz="12" w:space="8"/>
+        </w:pBdr>
+        <w:shd w:fill="F2F0EA" w:val="clear"/>
+        <w:spacing w:after="160" w:before="0"/>
+        <w:ind w:left="220" w:right="220"/>
+      </w:pPr>
+      <w:r>
+        <w:rPr>
+          <w:rFonts w:ascii="Consolas" w:cs="Consolas" w:eastAsia="Consolas" w:hAnsi="Consolas"/>
+          <w:color w:val="1C2B3A"/>
+          <w:sz w:val="17"/>
+          <w:szCs w:val="17"/>
+        </w:rPr>
+        <w:t xml:space="preserve">                "contentBase64": "eyJhcHAiOiJ2YXJpYXRpb24tY292ZXItc2hlZXQi…" }</w:t>
+      </w:r>
+    </w:p>
+    <w:p>
+      <w:pPr>
+        <w:spacing w:after="160" w:line="276"/>
+      </w:pPr>
+      <w:r>
+        <w:rPr>
+          <w:rFonts w:ascii="Arial" w:cs="Arial" w:eastAsia="Arial" w:hAnsi="Arial"/>
+          <w:color w:val="1C2B3A"/>
+          <w:sz w:val="20"/>
+          <w:szCs w:val="20"/>
+        </w:rPr>
+        <w:t xml:space="preserve">It is there only on a push that carries the file — Download PDF, or </w:t>
+      </w:r>
+      <w:r>
+        <w:rPr>
+          <w:rFonts w:ascii="Arial" w:cs="Arial" w:eastAsia="Arial" w:hAnsi="Arial"/>
+          <w:i/>
+          <w:iCs/>
+          <w:color w:val="1C2B3A"/>
+          <w:sz w:val="20"/>
+          <w:szCs w:val="20"/>
+        </w:rPr>
+        <w:t xml:space="preserve">Attach to the log now</w:t>
+      </w:r>
+      <w:r>
+        <w:rPr>
+          <w:rFonts w:ascii="Arial" w:cs="Arial" w:eastAsia="Arial" w:hAnsi="Arial"/>
+          <w:color w:val="1C2B3A"/>
+          <w:sz w:val="20"/>
+          <w:szCs w:val="20"/>
+        </w:rPr>
+        <w:t xml:space="preserve">. A save from the dashboard (status, approval, commentary) never sends one, and leaves the row's attachment alone.</w:t>
+      </w:r>
+    </w:p>
+    <w:p>
+      <w:pPr>
+        <w:spacing w:after="160" w:line="276"/>
+      </w:pPr>
+      <w:r>
+        <w:rPr>
+          <w:rFonts w:ascii="Arial" w:cs="Arial" w:eastAsia="Arial" w:hAnsi="Arial"/>
+          <w:color w:val="1C2B3A"/>
+          <w:sz w:val="20"/>
+          <w:szCs w:val="20"/>
+        </w:rPr>
+        <w:t xml:space="preserve">Add these </w:t>
+      </w:r>
+      <w:r>
+        <w:rPr>
+          <w:rFonts w:ascii="Arial" w:cs="Arial" w:eastAsia="Arial" w:hAnsi="Arial"/>
+          <w:b/>
+          <w:bCs/>
+          <w:color w:val="1C2B3A"/>
+          <w:sz w:val="20"/>
+          <w:szCs w:val="20"/>
+        </w:rPr>
+        <w:t xml:space="preserve">after</w:t>
+      </w:r>
+      <w:r>
+        <w:rPr>
+          <w:rFonts w:ascii="Arial" w:cs="Arial" w:eastAsia="Arial" w:hAnsi="Arial"/>
+          <w:color w:val="1C2B3A"/>
+          <w:sz w:val="20"/>
+          <w:szCs w:val="20"/>
+        </w:rPr>
+        <w:t xml:space="preserve"> the Create / Update condition, and </w:t>
+      </w:r>
+      <w:r>
+        <w:rPr>
+          <w:rFonts w:ascii="Arial" w:cs="Arial" w:eastAsia="Arial" w:hAnsi="Arial"/>
+          <w:b/>
+          <w:bCs/>
+          <w:color w:val="1C2B3A"/>
+          <w:sz w:val="20"/>
+          <w:szCs w:val="20"/>
+        </w:rPr>
+        <w:t xml:space="preserve">before</w:t>
+      </w:r>
+      <w:r>
+        <w:rPr>
+          <w:rFonts w:ascii="Arial" w:cs="Arial" w:eastAsia="Arial" w:hAnsi="Arial"/>
+          <w:color w:val="1C2B3A"/>
+          <w:sz w:val="20"/>
+          <w:szCs w:val="20"/>
+        </w:rPr>
+        <w:t xml:space="preserve"> the Response:</w:t>
+      </w:r>
+    </w:p>
+    <w:p>
+      <w:pPr>
+        <w:pStyle w:val="ListParagraph"/>
+        <w:numPr>
+          <w:ilvl w:val="0"/>
+          <w:numId w:val="3"/>
+        </w:numPr>
+        <w:spacing w:after="80"/>
+      </w:pPr>
+      <w:r>
+        <w:rPr>
+          <w:rFonts w:ascii="Arial" w:cs="Arial" w:eastAsia="Arial" w:hAnsi="Arial"/>
+          <w:b/>
+          <w:bCs/>
+          <w:color w:val="1C2B3A"/>
+          <w:sz w:val="20"/>
+          <w:szCs w:val="20"/>
+        </w:rPr>
+        <w:t xml:space="preserve">SharePoint → Get items</w:t>
+      </w:r>
+      <w:r>
+        <w:rPr>
+          <w:rFonts w:ascii="Arial" w:cs="Arial" w:eastAsia="Arial" w:hAnsi="Arial"/>
+          <w:color w:val="1C2B3A"/>
+          <w:sz w:val="20"/>
+          <w:szCs w:val="20"/>
+        </w:rPr>
+        <w:t xml:space="preserve">, renamed </w:t>
       </w:r>
       <w:r>
         <w:rPr>
@@ -1092,16 +1396,73 @@
           <w:szCs w:val="18"/>
           <w:shd w:fill="F2F0EA" w:val="clear"/>
         </w:rPr>
-        <w:t xml:space="preserve">base64ToBinary(pdfBase64)</w:t>
-      </w:r>
-      <w:r>
-        <w:rPr>
-          <w:rFonts w:ascii="Arial" w:cs="Arial" w:eastAsia="Arial" w:hAnsi="Arial"/>
-          <w:color w:val="1C2B3A"/>
-          <w:sz w:val="20"/>
-          <w:szCs w:val="20"/>
-        </w:rPr>
-        <w:t xml:space="preserve"> as the content, into the project's folder. The variation file goes the same way: the app sends the JSON, base64-encoded, in </w:t>
+        <w:t xml:space="preserve">Get_row</w:t>
+      </w:r>
+      <w:r>
+        <w:rPr>
+          <w:rFonts w:ascii="Arial" w:cs="Arial" w:eastAsia="Arial" w:hAnsi="Arial"/>
+          <w:color w:val="1C2B3A"/>
+          <w:sz w:val="20"/>
+          <w:szCs w:val="20"/>
+        </w:rPr>
+        <w:t xml:space="preserve"> — the row just written, found the same way as step 2:</w:t>
+      </w:r>
+    </w:p>
+    <w:p>
+      <w:pPr>
+        <w:pStyle w:val="ListParagraph"/>
+        <w:numPr>
+          <w:ilvl w:val="1"/>
+          <w:numId w:val="2"/>
+        </w:numPr>
+        <w:spacing w:after="80"/>
+      </w:pPr>
+      <w:r>
+        <w:rPr>
+          <w:rFonts w:ascii="Arial" w:cs="Arial" w:eastAsia="Arial" w:hAnsi="Arial"/>
+          <w:color w:val="1C2B3A"/>
+          <w:sz w:val="20"/>
+          <w:szCs w:val="20"/>
+        </w:rPr>
+        <w:t xml:space="preserve">Site Address and List Name: the same as step 2</w:t>
+      </w:r>
+    </w:p>
+    <w:p>
+      <w:pPr>
+        <w:pStyle w:val="ListParagraph"/>
+        <w:numPr>
+          <w:ilvl w:val="1"/>
+          <w:numId w:val="2"/>
+        </w:numPr>
+        <w:spacing w:after="80"/>
+      </w:pPr>
+      <w:r>
+        <w:rPr>
+          <w:rFonts w:ascii="Arial" w:cs="Arial" w:eastAsia="Arial" w:hAnsi="Arial"/>
+          <w:color w:val="1C2B3A"/>
+          <w:sz w:val="20"/>
+          <w:szCs w:val="20"/>
+        </w:rPr>
+        <w:t xml:space="preserve">Filter Query: the same as step 2</w:t>
+      </w:r>
+    </w:p>
+    <w:p>
+      <w:pPr>
+        <w:pStyle w:val="ListParagraph"/>
+        <w:numPr>
+          <w:ilvl w:val="1"/>
+          <w:numId w:val="2"/>
+        </w:numPr>
+        <w:spacing w:after="80"/>
+      </w:pPr>
+      <w:r>
+        <w:rPr>
+          <w:rFonts w:ascii="Arial" w:cs="Arial" w:eastAsia="Arial" w:hAnsi="Arial"/>
+          <w:color w:val="1C2B3A"/>
+          <w:sz w:val="20"/>
+          <w:szCs w:val="20"/>
+        </w:rPr>
+        <w:t xml:space="preserve">Top Count: </w:t>
       </w:r>
       <w:r>
         <w:rPr>
@@ -1111,54 +1472,37 @@
           <w:szCs w:val="18"/>
           <w:shd w:fill="F2F0EA" w:val="clear"/>
         </w:rPr>
-        <w:t xml:space="preserve">pdfBase64</w:t>
-      </w:r>
-      <w:r>
-        <w:rPr>
-          <w:rFonts w:ascii="Arial" w:cs="Arial" w:eastAsia="Arial" w:hAnsi="Arial"/>
-          <w:color w:val="1C2B3A"/>
-          <w:sz w:val="20"/>
-          <w:szCs w:val="20"/>
-        </w:rPr>
-        <w:t xml:space="preserve">, with a </w:t>
-      </w:r>
-      <w:r>
-        <w:rPr>
-          <w:rFonts w:ascii="Consolas" w:cs="Consolas" w:eastAsia="Consolas" w:hAnsi="Consolas"/>
-          <w:color w:val="2A4258"/>
-          <w:sz w:val="18"/>
-          <w:szCs w:val="18"/>
-          <w:shd w:fill="F2F0EA" w:val="clear"/>
-        </w:rPr>
-        <w:t xml:space="preserve">fileName</w:t>
-      </w:r>
-      <w:r>
-        <w:rPr>
-          <w:rFonts w:ascii="Arial" w:cs="Arial" w:eastAsia="Arial" w:hAnsi="Arial"/>
-          <w:color w:val="1C2B3A"/>
-          <w:sz w:val="20"/>
-          <w:szCs w:val="20"/>
-        </w:rPr>
-        <w:t xml:space="preserve"> ending </w:t>
-      </w:r>
-      <w:r>
-        <w:rPr>
-          <w:rFonts w:ascii="Consolas" w:cs="Consolas" w:eastAsia="Consolas" w:hAnsi="Consolas"/>
-          <w:color w:val="2A4258"/>
-          <w:sz w:val="18"/>
-          <w:szCs w:val="18"/>
-          <w:shd w:fill="F2F0EA" w:val="clear"/>
-        </w:rPr>
-        <w:t xml:space="preserve">Variation File.json</w:t>
-      </w:r>
-      <w:r>
-        <w:rPr>
-          <w:rFonts w:ascii="Arial" w:cs="Arial" w:eastAsia="Arial" w:hAnsi="Arial"/>
-          <w:color w:val="1C2B3A"/>
-          <w:sz w:val="20"/>
-          <w:szCs w:val="20"/>
-        </w:rPr>
-        <w:t xml:space="preserve">. Two fields tell the two apart if your flow ever needs to:</w:t>
+        <w:t xml:space="preserve">1</w:t>
+      </w:r>
+    </w:p>
+    <w:p>
+      <w:pPr>
+        <w:pStyle w:val="ListParagraph"/>
+        <w:numPr>
+          <w:ilvl w:val="0"/>
+          <w:numId w:val="3"/>
+        </w:numPr>
+        <w:spacing w:after="80"/>
+      </w:pPr>
+      <w:r>
+        <w:rPr>
+          <w:rFonts w:ascii="Arial" w:cs="Arial" w:eastAsia="Arial" w:hAnsi="Arial"/>
+          <w:b/>
+          <w:bCs/>
+          <w:color w:val="1C2B3A"/>
+          <w:sz w:val="20"/>
+          <w:szCs w:val="20"/>
+        </w:rPr>
+        <w:t xml:space="preserve">Control → Condition</w:t>
+      </w:r>
+      <w:r>
+        <w:rPr>
+          <w:rFonts w:ascii="Arial" w:cs="Arial" w:eastAsia="Arial" w:hAnsi="Arial"/>
+          <w:color w:val="1C2B3A"/>
+          <w:sz w:val="20"/>
+          <w:szCs w:val="20"/>
+        </w:rPr>
+        <w:t xml:space="preserve"> — is there a file?</w:t>
       </w:r>
     </w:p>
     <w:tbl>
@@ -1174,9 +1518,8 @@
         </w:tblBorders>
       </w:tblPr>
       <w:tblGrid>
-        <w:gridCol w:w="1347"/>
-        <w:gridCol w:w="4310"/>
-        <w:gridCol w:w="3369"/>
+        <w:gridCol w:w="1061"/>
+        <w:gridCol w:w="7965"/>
       </w:tblGrid>
       <w:tr>
         <w:trPr>
@@ -1184,7 +1527,7 @@
         </w:trPr>
         <w:tc>
           <w:tcPr>
-            <w:tcW w:type="dxa" w:w="1347"/>
+            <w:tcW w:type="dxa" w:w="1061"/>
             <w:shd w:fill="4C5C6D" w:val="clear"/>
             <w:tcMar>
               <w:top w:type="dxa" w:w="60"/>
@@ -1206,13 +1549,13 @@
                 <w:sz w:val="18"/>
                 <w:szCs w:val="18"/>
               </w:rPr>
-              <w:t xml:space="preserve">Field</w:t>
+              <w:t xml:space="preserve">Side</w:t>
             </w:r>
           </w:p>
         </w:tc>
         <w:tc>
           <w:tcPr>
-            <w:tcW w:type="dxa" w:w="4310"/>
+            <w:tcW w:type="dxa" w:w="7965"/>
             <w:shd w:fill="4C5C6D" w:val="clear"/>
             <w:tcMar>
               <w:top w:type="dxa" w:w="60"/>
@@ -1234,35 +1577,7 @@
                 <w:sz w:val="18"/>
                 <w:szCs w:val="18"/>
               </w:rPr>
-              <w:t xml:space="preserve">PDF</w:t>
-            </w:r>
-          </w:p>
-        </w:tc>
-        <w:tc>
-          <w:tcPr>
-            <w:tcW w:type="dxa" w:w="3369"/>
-            <w:shd w:fill="4C5C6D" w:val="clear"/>
-            <w:tcMar>
-              <w:top w:type="dxa" w:w="60"/>
-              <w:left w:type="dxa" w:w="110"/>
-              <w:bottom w:type="dxa" w:w="60"/>
-              <w:right w:type="dxa" w:w="110"/>
-            </w:tcMar>
-          </w:tcPr>
-          <w:p>
-            <w:pPr>
-              <w:spacing w:after="0" w:before="0"/>
-            </w:pPr>
-            <w:r>
-              <w:rPr>
-                <w:rFonts w:ascii="Arial" w:cs="Arial" w:eastAsia="Arial" w:hAnsi="Arial"/>
-                <w:b/>
-                <w:bCs/>
-                <w:color w:val="FFFFFF"/>
-                <w:sz w:val="18"/>
-                <w:szCs w:val="18"/>
-              </w:rPr>
-              <w:t xml:space="preserve">Variation file</w:t>
+              <w:t xml:space="preserve">Enter</w:t>
             </w:r>
           </w:p>
         </w:tc>
@@ -1270,7 +1585,7 @@
       <w:tr>
         <w:tc>
           <w:tcPr>
-            <w:tcW w:type="dxa" w:w="1347"/>
+            <w:tcW w:type="dxa" w:w="1061"/>
             <w:shd w:fill="FFFFFF" w:val="clear"/>
             <w:tcMar>
               <w:top w:type="dxa" w:w="60"/>
@@ -1285,19 +1600,18 @@
             </w:pPr>
             <w:r>
               <w:rPr>
-                <w:rFonts w:ascii="Consolas" w:cs="Consolas" w:eastAsia="Consolas" w:hAnsi="Consolas"/>
-                <w:color w:val="2A4258"/>
-                <w:sz w:val="16"/>
-                <w:szCs w:val="16"/>
-                <w:shd w:fill="F2F0EA" w:val="clear"/>
-              </w:rPr>
-              <w:t xml:space="preserve">fileKind</w:t>
+                <w:rFonts w:ascii="Arial" w:cs="Arial" w:eastAsia="Arial" w:hAnsi="Arial"/>
+                <w:color w:val="1C2B3A"/>
+                <w:sz w:val="18"/>
+                <w:szCs w:val="18"/>
+              </w:rPr>
+              <w:t xml:space="preserve">Left</w:t>
             </w:r>
           </w:p>
         </w:tc>
         <w:tc>
           <w:tcPr>
-            <w:tcW w:type="dxa" w:w="4310"/>
+            <w:tcW w:type="dxa" w:w="7965"/>
             <w:shd w:fill="FFFFFF" w:val="clear"/>
             <w:tcMar>
               <w:top w:type="dxa" w:w="60"/>
@@ -1318,13 +1632,35 @@
                 <w:szCs w:val="16"/>
                 <w:shd w:fill="F2F0EA" w:val="clear"/>
               </w:rPr>
-              <w:t xml:space="preserve">pdf</w:t>
+              <w:t xml:space="preserve">if(empty(outputs('Incoming')?['attachment']), 'none', 'file')</w:t>
+            </w:r>
+            <w:r>
+              <w:rPr>
+                <w:rFonts w:ascii="Arial" w:cs="Arial" w:eastAsia="Arial" w:hAnsi="Arial"/>
+                <w:color w:val="1C2B3A"/>
+                <w:sz w:val="18"/>
+                <w:szCs w:val="18"/>
+              </w:rPr>
+              <w:t xml:space="preserve"> — </w:t>
+            </w:r>
+            <w:r>
+              <w:rPr>
+                <w:rFonts w:ascii="Arial" w:cs="Arial" w:eastAsia="Arial" w:hAnsi="Arial"/>
+                <w:b/>
+                <w:bCs/>
+                <w:color w:val="1C2B3A"/>
+                <w:sz w:val="18"/>
+                <w:szCs w:val="18"/>
+              </w:rPr>
+              <w:t xml:space="preserve">via the expression editor (fx)</w:t>
             </w:r>
           </w:p>
         </w:tc>
+      </w:tr>
+      <w:tr>
         <w:tc>
           <w:tcPr>
-            <w:tcW w:type="dxa" w:w="3369"/>
+            <w:tcW w:type="dxa" w:w="1061"/>
             <w:shd w:fill="FFFFFF" w:val="clear"/>
             <w:tcMar>
               <w:top w:type="dxa" w:w="60"/>
@@ -1339,21 +1675,18 @@
             </w:pPr>
             <w:r>
               <w:rPr>
-                <w:rFonts w:ascii="Consolas" w:cs="Consolas" w:eastAsia="Consolas" w:hAnsi="Consolas"/>
-                <w:color w:val="2A4258"/>
-                <w:sz w:val="16"/>
-                <w:szCs w:val="16"/>
-                <w:shd w:fill="F2F0EA" w:val="clear"/>
-              </w:rPr>
-              <w:t xml:space="preserve">variation-file</w:t>
+                <w:rFonts w:ascii="Arial" w:cs="Arial" w:eastAsia="Arial" w:hAnsi="Arial"/>
+                <w:color w:val="1C2B3A"/>
+                <w:sz w:val="18"/>
+                <w:szCs w:val="18"/>
+              </w:rPr>
+              <w:t xml:space="preserve">Operator</w:t>
             </w:r>
           </w:p>
         </w:tc>
-      </w:tr>
-      <w:tr>
         <w:tc>
           <w:tcPr>
-            <w:tcW w:type="dxa" w:w="1347"/>
+            <w:tcW w:type="dxa" w:w="7965"/>
             <w:shd w:fill="FFFFFF" w:val="clear"/>
             <w:tcMar>
               <w:top w:type="dxa" w:w="60"/>
@@ -1368,19 +1701,22 @@
             </w:pPr>
             <w:r>
               <w:rPr>
-                <w:rFonts w:ascii="Consolas" w:cs="Consolas" w:eastAsia="Consolas" w:hAnsi="Consolas"/>
-                <w:color w:val="2A4258"/>
-                <w:sz w:val="16"/>
-                <w:szCs w:val="16"/>
-                <w:shd w:fill="F2F0EA" w:val="clear"/>
-              </w:rPr>
-              <w:t xml:space="preserve">fileName</w:t>
+                <w:rFonts w:ascii="Arial" w:cs="Arial" w:eastAsia="Arial" w:hAnsi="Arial"/>
+                <w:b/>
+                <w:bCs/>
+                <w:color w:val="1C2B3A"/>
+                <w:sz w:val="18"/>
+                <w:szCs w:val="18"/>
+              </w:rPr>
+              <w:t xml:space="preserve">is equal to</w:t>
             </w:r>
           </w:p>
         </w:tc>
+      </w:tr>
+      <w:tr>
         <w:tc>
           <w:tcPr>
-            <w:tcW w:type="dxa" w:w="4310"/>
+            <w:tcW w:type="dxa" w:w="1061"/>
             <w:shd w:fill="FFFFFF" w:val="clear"/>
             <w:tcMar>
               <w:top w:type="dxa" w:w="60"/>
@@ -1395,19 +1731,18 @@
             </w:pPr>
             <w:r>
               <w:rPr>
-                <w:rFonts w:ascii="Consolas" w:cs="Consolas" w:eastAsia="Consolas" w:hAnsi="Consolas"/>
-                <w:color w:val="2A4258"/>
-                <w:sz w:val="16"/>
-                <w:szCs w:val="16"/>
-                <w:shd w:fill="F2F0EA" w:val="clear"/>
-              </w:rPr>
-              <w:t xml:space="preserve">… - Direction of Variation.pdf</w:t>
+                <w:rFonts w:ascii="Arial" w:cs="Arial" w:eastAsia="Arial" w:hAnsi="Arial"/>
+                <w:color w:val="1C2B3A"/>
+                <w:sz w:val="18"/>
+                <w:szCs w:val="18"/>
+              </w:rPr>
+              <w:t xml:space="preserve">Right</w:t>
             </w:r>
           </w:p>
         </w:tc>
         <w:tc>
           <w:tcPr>
-            <w:tcW w:type="dxa" w:w="3369"/>
+            <w:tcW w:type="dxa" w:w="7965"/>
             <w:shd w:fill="FFFFFF" w:val="clear"/>
             <w:tcMar>
               <w:top w:type="dxa" w:w="60"/>
@@ -1428,7 +1763,16 @@
                 <w:szCs w:val="16"/>
                 <w:shd w:fill="F2F0EA" w:val="clear"/>
               </w:rPr>
-              <w:t xml:space="preserve">… - Variation File.json</w:t>
+              <w:t xml:space="preserve">file</w:t>
+            </w:r>
+            <w:r>
+              <w:rPr>
+                <w:rFonts w:ascii="Arial" w:cs="Arial" w:eastAsia="Arial" w:hAnsi="Arial"/>
+                <w:color w:val="1C2B3A"/>
+                <w:sz w:val="18"/>
+                <w:szCs w:val="18"/>
+              </w:rPr>
+              <w:t xml:space="preserve"> — typed straight into the box</w:t>
             </w:r>
           </w:p>
         </w:tc>
@@ -1446,88 +1790,120 @@
       <w:r>
         <w:rPr>
           <w:rFonts w:ascii="Arial" w:cs="Arial" w:eastAsia="Arial" w:hAnsi="Arial"/>
-          <w:b/>
-          <w:bCs/>
-          <w:color w:val="1C2B3A"/>
-          <w:sz w:val="20"/>
-          <w:szCs w:val="20"/>
-        </w:rPr>
-        <w:t xml:space="preserve">One thing to check.</w:t>
-      </w:r>
-      <w:r>
-        <w:rPr>
-          <w:rFonts w:ascii="Arial" w:cs="Arial" w:eastAsia="Arial" w:hAnsi="Arial"/>
-          <w:color w:val="1C2B3A"/>
-          <w:sz w:val="20"/>
-          <w:szCs w:val="20"/>
-        </w:rPr>
-        <w:t xml:space="preserve"> If you added the validation from the setup guide's security section — </w:t>
-      </w:r>
-      <w:r>
-        <w:rPr>
-          <w:rFonts w:ascii="Arial" w:cs="Arial" w:eastAsia="Arial" w:hAnsi="Arial"/>
-          <w:i/>
-          <w:iCs/>
-          <w:color w:val="1C2B3A"/>
-          <w:sz w:val="20"/>
-          <w:szCs w:val="20"/>
-        </w:rPr>
-        <w:t xml:space="preserve">"respond 400 if </w:t>
-      </w:r>
-      <w:r>
-        <w:rPr>
-          <w:rFonts w:ascii="Consolas" w:cs="Consolas" w:eastAsia="Consolas" w:hAnsi="Consolas"/>
-          <w:i/>
-          <w:iCs/>
-          <w:color w:val="2A4258"/>
-          <w:sz w:val="18"/>
-          <w:szCs w:val="18"/>
-          <w:shd w:fill="F2F0EA" w:val="clear"/>
-        </w:rPr>
-        <w:t xml:space="preserve">fileName</w:t>
-      </w:r>
-      <w:r>
-        <w:rPr>
-          <w:rFonts w:ascii="Arial" w:cs="Arial" w:eastAsia="Arial" w:hAnsi="Arial"/>
-          <w:i/>
-          <w:iCs/>
-          <w:color w:val="1C2B3A"/>
-          <w:sz w:val="20"/>
-          <w:szCs w:val="20"/>
-        </w:rPr>
-        <w:t xml:space="preserve"> doesn't end </w:t>
-      </w:r>
-      <w:r>
-        <w:rPr>
-          <w:rFonts w:ascii="Consolas" w:cs="Consolas" w:eastAsia="Consolas" w:hAnsi="Consolas"/>
-          <w:i/>
-          <w:iCs/>
-          <w:color w:val="2A4258"/>
-          <w:sz w:val="18"/>
-          <w:szCs w:val="18"/>
-          <w:shd w:fill="F2F0EA" w:val="clear"/>
-        </w:rPr>
-        <w:t xml:space="preserve">.pdf</w:t>
-      </w:r>
-      <w:r>
-        <w:rPr>
-          <w:rFonts w:ascii="Arial" w:cs="Arial" w:eastAsia="Arial" w:hAnsi="Arial"/>
-          <w:i/>
-          <w:iCs/>
-          <w:color w:val="1C2B3A"/>
-          <w:sz w:val="20"/>
-          <w:szCs w:val="20"/>
-        </w:rPr>
-        <w:t xml:space="preserve">"</w:t>
-      </w:r>
-      <w:r>
-        <w:rPr>
-          <w:rFonts w:ascii="Arial" w:cs="Arial" w:eastAsia="Arial" w:hAnsi="Arial"/>
-          <w:color w:val="1C2B3A"/>
-          <w:sz w:val="20"/>
-          <w:szCs w:val="20"/>
-        </w:rPr>
-        <w:t xml:space="preserve"> — widen it to allow </w:t>
+          <w:color w:val="1C2B3A"/>
+          <w:sz w:val="20"/>
+          <w:szCs w:val="20"/>
+        </w:rPr>
+        <w:t xml:space="preserve">   </w:t>
+      </w:r>
+      <w:r>
+        <w:rPr>
+          <w:rFonts w:ascii="Arial" w:cs="Arial" w:eastAsia="Arial" w:hAnsi="Arial"/>
+          <w:b/>
+          <w:bCs/>
+          <w:color w:val="1C2B3A"/>
+          <w:sz w:val="20"/>
+          <w:szCs w:val="20"/>
+        </w:rPr>
+        <w:t xml:space="preserve">If no:</w:t>
+      </w:r>
+      <w:r>
+        <w:rPr>
+          <w:rFonts w:ascii="Arial" w:cs="Arial" w:eastAsia="Arial" w:hAnsi="Arial"/>
+          <w:color w:val="1C2B3A"/>
+          <w:sz w:val="20"/>
+          <w:szCs w:val="20"/>
+        </w:rPr>
+        <w:t xml:space="preserve"> nothing.</w:t>
+      </w:r>
+    </w:p>
+    <w:p>
+      <w:pPr>
+        <w:pStyle w:val="ListParagraph"/>
+        <w:numPr>
+          <w:ilvl w:val="0"/>
+          <w:numId w:val="3"/>
+        </w:numPr>
+        <w:spacing w:after="80"/>
+      </w:pPr>
+      <w:r>
+        <w:rPr>
+          <w:rFonts w:ascii="Arial" w:cs="Arial" w:eastAsia="Arial" w:hAnsi="Arial"/>
+          <w:color w:val="1C2B3A"/>
+          <w:sz w:val="20"/>
+          <w:szCs w:val="20"/>
+        </w:rPr>
+        <w:t xml:space="preserve">In </w:t>
+      </w:r>
+      <w:r>
+        <w:rPr>
+          <w:rFonts w:ascii="Arial" w:cs="Arial" w:eastAsia="Arial" w:hAnsi="Arial"/>
+          <w:b/>
+          <w:bCs/>
+          <w:color w:val="1C2B3A"/>
+          <w:sz w:val="20"/>
+          <w:szCs w:val="20"/>
+        </w:rPr>
+        <w:t xml:space="preserve">If yes</w:t>
+      </w:r>
+      <w:r>
+        <w:rPr>
+          <w:rFonts w:ascii="Arial" w:cs="Arial" w:eastAsia="Arial" w:hAnsi="Arial"/>
+          <w:color w:val="1C2B3A"/>
+          <w:sz w:val="20"/>
+          <w:szCs w:val="20"/>
+        </w:rPr>
+        <w:t xml:space="preserve">, clear out the row's old variation file:</w:t>
+      </w:r>
+    </w:p>
+    <w:p>
+      <w:pPr>
+        <w:pStyle w:val="ListParagraph"/>
+        <w:numPr>
+          <w:ilvl w:val="1"/>
+          <w:numId w:val="2"/>
+        </w:numPr>
+        <w:spacing w:after="80"/>
+      </w:pPr>
+      <w:r>
+        <w:rPr>
+          <w:rFonts w:ascii="Arial" w:cs="Arial" w:eastAsia="Arial" w:hAnsi="Arial"/>
+          <w:b/>
+          <w:bCs/>
+          <w:color w:val="1C2B3A"/>
+          <w:sz w:val="20"/>
+          <w:szCs w:val="20"/>
+        </w:rPr>
+        <w:t xml:space="preserve">SharePoint → Get attachments</w:t>
+      </w:r>
+      <w:r>
+        <w:rPr>
+          <w:rFonts w:ascii="Arial" w:cs="Arial" w:eastAsia="Arial" w:hAnsi="Arial"/>
+          <w:color w:val="1C2B3A"/>
+          <w:sz w:val="20"/>
+          <w:szCs w:val="20"/>
+        </w:rPr>
+        <w:t xml:space="preserve"> — Site Address and List Name as above, </w:t>
+      </w:r>
+      <w:r>
+        <w:rPr>
+          <w:rFonts w:ascii="Arial" w:cs="Arial" w:eastAsia="Arial" w:hAnsi="Arial"/>
+          <w:b/>
+          <w:bCs/>
+          <w:color w:val="1C2B3A"/>
+          <w:sz w:val="20"/>
+          <w:szCs w:val="20"/>
+        </w:rPr>
+        <w:t xml:space="preserve">Id</w:t>
+      </w:r>
+      <w:r>
+        <w:rPr>
+          <w:rFonts w:ascii="Arial" w:cs="Arial" w:eastAsia="Arial" w:hAnsi="Arial"/>
+          <w:color w:val="1C2B3A"/>
+          <w:sz w:val="20"/>
+          <w:szCs w:val="20"/>
+        </w:rPr>
+        <w:t xml:space="preserve"> </w:t>
       </w:r>
       <w:r>
         <w:rPr>
@@ -1537,147 +1913,57 @@
           <w:szCs w:val="18"/>
           <w:shd w:fill="F2F0EA" w:val="clear"/>
         </w:rPr>
-        <w:t xml:space="preserve">.json</w:t>
-      </w:r>
-      <w:r>
-        <w:rPr>
-          <w:rFonts w:ascii="Arial" w:cs="Arial" w:eastAsia="Arial" w:hAnsi="Arial"/>
-          <w:color w:val="1C2B3A"/>
-          <w:sz w:val="20"/>
-          <w:szCs w:val="20"/>
-        </w:rPr>
-        <w:t xml:space="preserve"> too, or the PDF will file and the variation file will be refused:</w:t>
-      </w:r>
-    </w:p>
-    <w:p>
-      <w:pPr>
-        <w:pBdr>
-          <w:left w:val="single" w:color="4C5C6D" w:sz="12" w:space="8"/>
-        </w:pBdr>
-        <w:shd w:fill="F2F0EA" w:val="clear"/>
-        <w:spacing w:after="160" w:before="120"/>
-        <w:ind w:left="220" w:right="220"/>
-      </w:pPr>
-      <w:r>
-        <w:rPr>
-          <w:rFonts w:ascii="Consolas" w:cs="Consolas" w:eastAsia="Consolas" w:hAnsi="Consolas"/>
-          <w:color w:val="1C2B3A"/>
-          <w:sz w:val="17"/>
-          <w:szCs w:val="17"/>
-        </w:rPr>
-        <w:t xml:space="preserve">@{or(endsWith(outputs('Incoming')?['fileName'], '.pdf'), endsWith(outputs('Incoming')?['fileName'], 'Variation File.json'))}</w:t>
-      </w:r>
-    </w:p>
-    <w:p>
-      <w:pPr>
-        <w:pBdr>
-          <w:bottom w:val="single" w:color="C9C2B4" w:sz="6" w:space="1"/>
-        </w:pBdr>
-        <w:spacing w:after="200" w:before="200"/>
-      </w:pPr>
-    </w:p>
-    <w:p>
-      <w:pPr>
-        <w:pStyle w:val="Heading1"/>
-        <w:spacing w:after="140" w:before="320"/>
-      </w:pPr>
-      <w:r>
-        <w:rPr>
-          <w:rFonts w:ascii="Arial" w:cs="Arial" w:eastAsia="Arial" w:hAnsi="Arial"/>
-          <w:b/>
-          <w:bCs/>
-          <w:color w:val="2A4258"/>
-          <w:sz w:val="30"/>
-          <w:szCs w:val="30"/>
-        </w:rPr>
-        <w:t xml:space="preserve">Flow 6 · Open a variation file</w:t>
-      </w:r>
-    </w:p>
-    <w:p>
-      <w:pPr>
-        <w:spacing w:after="160" w:line="276"/>
-      </w:pPr>
-      <w:r>
-        <w:rPr>
-          <w:rFonts w:ascii="Arial" w:cs="Arial" w:eastAsia="Arial" w:hAnsi="Arial"/>
-          <w:b/>
-          <w:bCs/>
-          <w:color w:val="1C2B3A"/>
-          <w:sz w:val="20"/>
-          <w:szCs w:val="20"/>
-        </w:rPr>
-        <w:t xml:space="preserve">Create → Instant cloud flow → When an HTTP request is received.</w:t>
-      </w:r>
-      <w:r>
-        <w:rPr>
-          <w:rFonts w:ascii="Arial" w:cs="Arial" w:eastAsia="Arial" w:hAnsi="Arial"/>
-          <w:color w:val="1C2B3A"/>
-          <w:sz w:val="20"/>
-          <w:szCs w:val="20"/>
-        </w:rPr>
-        <w:t xml:space="preserve"> Trigger settings exactly as in flow 1 (</w:t>
-      </w:r>
-      <w:r>
-        <w:rPr>
-          <w:rFonts w:ascii="Arial" w:cs="Arial" w:eastAsia="Arial" w:hAnsi="Arial"/>
-          <w:i/>
-          <w:iCs/>
-          <w:color w:val="1C2B3A"/>
-          <w:sz w:val="20"/>
-          <w:szCs w:val="20"/>
-        </w:rPr>
-        <w:t xml:space="preserve">Who can trigger: Anyone</w:t>
-      </w:r>
-      <w:r>
-        <w:rPr>
-          <w:rFonts w:ascii="Arial" w:cs="Arial" w:eastAsia="Arial" w:hAnsi="Arial"/>
-          <w:color w:val="1C2B3A"/>
-          <w:sz w:val="20"/>
-          <w:szCs w:val="20"/>
-        </w:rPr>
-        <w:t xml:space="preserve">, method POST).</w:t>
-      </w:r>
-    </w:p>
-    <w:p>
-      <w:pPr>
-        <w:pStyle w:val="Heading2"/>
-        <w:spacing w:after="140" w:before="320"/>
-      </w:pPr>
-      <w:r>
-        <w:rPr>
-          <w:rFonts w:ascii="Arial" w:cs="Arial" w:eastAsia="Arial" w:hAnsi="Arial"/>
-          <w:b/>
-          <w:bCs/>
-          <w:color w:val="2A4258"/>
-          <w:sz w:val="24"/>
-          <w:szCs w:val="24"/>
-        </w:rPr>
-        <w:t xml:space="preserve">Step 1 — parse the request</w:t>
-      </w:r>
-    </w:p>
-    <w:p>
-      <w:pPr>
-        <w:spacing w:after="160" w:line="276"/>
-      </w:pPr>
-      <w:r>
-        <w:rPr>
-          <w:rFonts w:ascii="Arial" w:cs="Arial" w:eastAsia="Arial" w:hAnsi="Arial"/>
-          <w:b/>
-          <w:bCs/>
-          <w:color w:val="1C2B3A"/>
-          <w:sz w:val="20"/>
-          <w:szCs w:val="20"/>
-        </w:rPr>
-        <w:t xml:space="preserve">Data Operation → Compose</w:t>
-      </w:r>
-      <w:r>
-        <w:rPr>
-          <w:rFonts w:ascii="Arial" w:cs="Arial" w:eastAsia="Arial" w:hAnsi="Arial"/>
-          <w:color w:val="1C2B3A"/>
-          <w:sz w:val="20"/>
-          <w:szCs w:val="20"/>
-        </w:rPr>
-        <w:t xml:space="preserve">, named </w:t>
+        <w:t xml:space="preserve">@{first(body('Get_row')?['value'])?['ID']}</w:t>
+      </w:r>
+    </w:p>
+    <w:p>
+      <w:pPr>
+        <w:pStyle w:val="ListParagraph"/>
+        <w:numPr>
+          <w:ilvl w:val="1"/>
+          <w:numId w:val="2"/>
+        </w:numPr>
+        <w:spacing w:after="80"/>
+      </w:pPr>
+      <w:r>
+        <w:rPr>
+          <w:rFonts w:ascii="Arial" w:cs="Arial" w:eastAsia="Arial" w:hAnsi="Arial"/>
+          <w:b/>
+          <w:bCs/>
+          <w:color w:val="1C2B3A"/>
+          <w:sz w:val="20"/>
+          <w:szCs w:val="20"/>
+        </w:rPr>
+        <w:t xml:space="preserve">Data Operation → Filter array</w:t>
+      </w:r>
+      <w:r>
+        <w:rPr>
+          <w:rFonts w:ascii="Arial" w:cs="Arial" w:eastAsia="Arial" w:hAnsi="Arial"/>
+          <w:color w:val="1C2B3A"/>
+          <w:sz w:val="20"/>
+          <w:szCs w:val="20"/>
+        </w:rPr>
+        <w:t xml:space="preserve"> — </w:t>
+      </w:r>
+      <w:r>
+        <w:rPr>
+          <w:rFonts w:ascii="Arial" w:cs="Arial" w:eastAsia="Arial" w:hAnsi="Arial"/>
+          <w:b/>
+          <w:bCs/>
+          <w:color w:val="1C2B3A"/>
+          <w:sz w:val="20"/>
+          <w:szCs w:val="20"/>
+        </w:rPr>
+        <w:t xml:space="preserve">From</w:t>
+      </w:r>
+      <w:r>
+        <w:rPr>
+          <w:rFonts w:ascii="Arial" w:cs="Arial" w:eastAsia="Arial" w:hAnsi="Arial"/>
+          <w:color w:val="1C2B3A"/>
+          <w:sz w:val="20"/>
+          <w:szCs w:val="20"/>
+        </w:rPr>
+        <w:t xml:space="preserve"> </w:t>
       </w:r>
       <w:r>
         <w:rPr>
@@ -1687,177 +1973,16 @@
           <w:szCs w:val="18"/>
           <w:shd w:fill="F2F0EA" w:val="clear"/>
         </w:rPr>
-        <w:t xml:space="preserve">Incoming</w:t>
-      </w:r>
-      <w:r>
-        <w:rPr>
-          <w:rFonts w:ascii="Arial" w:cs="Arial" w:eastAsia="Arial" w:hAnsi="Arial"/>
-          <w:color w:val="1C2B3A"/>
-          <w:sz w:val="20"/>
-          <w:szCs w:val="20"/>
-        </w:rPr>
-        <w:t xml:space="preserve">:</w:t>
-      </w:r>
-    </w:p>
-    <w:p>
-      <w:pPr>
-        <w:pBdr>
-          <w:left w:val="single" w:color="4C5C6D" w:sz="12" w:space="8"/>
-        </w:pBdr>
-        <w:shd w:fill="F2F0EA" w:val="clear"/>
-        <w:spacing w:after="160" w:before="120"/>
-        <w:ind w:left="220" w:right="220"/>
-      </w:pPr>
-      <w:r>
-        <w:rPr>
-          <w:rFonts w:ascii="Consolas" w:cs="Consolas" w:eastAsia="Consolas" w:hAnsi="Consolas"/>
-          <w:color w:val="1C2B3A"/>
-          <w:sz w:val="17"/>
-          <w:szCs w:val="17"/>
-        </w:rPr>
-        <w:t xml:space="preserve">@{json(triggerBody())}</w:t>
-      </w:r>
-    </w:p>
-    <w:p>
-      <w:pPr>
-        <w:spacing w:after="160" w:line="276"/>
-      </w:pPr>
-      <w:r>
-        <w:rPr>
-          <w:rFonts w:ascii="Arial" w:cs="Arial" w:eastAsia="Arial" w:hAnsi="Arial"/>
-          <w:color w:val="1C2B3A"/>
-          <w:sz w:val="20"/>
-          <w:szCs w:val="20"/>
-        </w:rPr>
-        <w:t xml:space="preserve">The app sends:</w:t>
-      </w:r>
-    </w:p>
-    <w:p>
-      <w:pPr>
-        <w:pBdr>
-          <w:left w:val="single" w:color="4C5C6D" w:sz="12" w:space="8"/>
-        </w:pBdr>
-        <w:shd w:fill="F2F0EA" w:val="clear"/>
-        <w:spacing w:after="0" w:before="120"/>
-        <w:ind w:left="220" w:right="220"/>
-      </w:pPr>
-      <w:r>
-        <w:rPr>
-          <w:rFonts w:ascii="Consolas" w:cs="Consolas" w:eastAsia="Consolas" w:hAnsi="Consolas"/>
-          <w:color w:val="1C2B3A"/>
-          <w:sz w:val="17"/>
-          <w:szCs w:val="17"/>
-        </w:rPr>
-        <w:t xml:space="preserve">{ "action": "open", "state": "VIC", "projectId": "7",</w:t>
-      </w:r>
-    </w:p>
-    <w:p>
-      <w:pPr>
-        <w:pBdr>
-          <w:left w:val="single" w:color="4C5C6D" w:sz="12" w:space="8"/>
-        </w:pBdr>
-        <w:shd w:fill="F2F0EA" w:val="clear"/>
-        <w:spacing w:after="0" w:before="0"/>
-        <w:ind w:left="220" w:right="220"/>
-      </w:pPr>
-      <w:r>
-        <w:rPr>
-          <w:rFonts w:ascii="Consolas" w:cs="Consolas" w:eastAsia="Consolas" w:hAnsi="Consolas"/>
-          <w:color w:val="1C2B3A"/>
-          <w:sz w:val="17"/>
-          <w:szCs w:val="17"/>
-        </w:rPr>
-        <w:t xml:space="preserve">  "folderPath": "/Shared Documents/Projects/25-135",</w:t>
-      </w:r>
-    </w:p>
-    <w:p>
-      <w:pPr>
-        <w:pBdr>
-          <w:left w:val="single" w:color="4C5C6D" w:sz="12" w:space="8"/>
-        </w:pBdr>
-        <w:shd w:fill="F2F0EA" w:val="clear"/>
-        <w:spacing w:after="160" w:before="0"/>
-        <w:ind w:left="220" w:right="220"/>
-      </w:pPr>
-      <w:r>
-        <w:rPr>
-          <w:rFonts w:ascii="Consolas" w:cs="Consolas" w:eastAsia="Consolas" w:hAnsi="Consolas"/>
-          <w:color w:val="1C2B3A"/>
-          <w:sz w:val="17"/>
-          <w:szCs w:val="17"/>
-        </w:rPr>
-        <w:t xml:space="preserve">  "fileName": "VAR-042 - RPZ Valve Relocation - Variation File.json" }</w:t>
-      </w:r>
-    </w:p>
-    <w:p>
-      <w:pPr>
-        <w:pStyle w:val="Heading2"/>
-        <w:spacing w:after="140" w:before="320"/>
-      </w:pPr>
-      <w:r>
-        <w:rPr>
-          <w:rFonts w:ascii="Arial" w:cs="Arial" w:eastAsia="Arial" w:hAnsi="Arial"/>
-          <w:b/>
-          <w:bCs/>
-          <w:color w:val="2A4258"/>
-          <w:sz w:val="24"/>
-          <w:szCs w:val="24"/>
-        </w:rPr>
-        <w:t xml:space="preserve">Step 2 — take the folder from SharePoint, not from the browser</w:t>
-      </w:r>
-    </w:p>
-    <w:p>
-      <w:pPr>
-        <w:spacing w:after="160" w:line="276"/>
-      </w:pPr>
-      <w:r>
-        <w:rPr>
-          <w:rFonts w:ascii="Arial" w:cs="Arial" w:eastAsia="Arial" w:hAnsi="Arial"/>
-          <w:color w:val="1C2B3A"/>
-          <w:sz w:val="20"/>
-          <w:szCs w:val="20"/>
-        </w:rPr>
-        <w:t xml:space="preserve">Exactly as flow 2, step 2: </w:t>
-      </w:r>
-      <w:r>
-        <w:rPr>
-          <w:rFonts w:ascii="Arial" w:cs="Arial" w:eastAsia="Arial" w:hAnsi="Arial"/>
-          <w:b/>
-          <w:bCs/>
-          <w:color w:val="1C2B3A"/>
-          <w:sz w:val="20"/>
-          <w:szCs w:val="20"/>
-        </w:rPr>
-        <w:t xml:space="preserve">SharePoint → Get item</w:t>
-      </w:r>
-      <w:r>
-        <w:rPr>
-          <w:rFonts w:ascii="Arial" w:cs="Arial" w:eastAsia="Arial" w:hAnsi="Arial"/>
-          <w:color w:val="1C2B3A"/>
-          <w:sz w:val="20"/>
-          <w:szCs w:val="20"/>
-        </w:rPr>
-        <w:t xml:space="preserve"> on the project register with </w:t>
-      </w:r>
-      <w:r>
-        <w:rPr>
-          <w:rFonts w:ascii="Arial" w:cs="Arial" w:eastAsia="Arial" w:hAnsi="Arial"/>
-          <w:b/>
-          <w:bCs/>
-          <w:color w:val="1C2B3A"/>
-          <w:sz w:val="20"/>
-          <w:szCs w:val="20"/>
-        </w:rPr>
-        <w:t xml:space="preserve">Id</w:t>
-      </w:r>
-      <w:r>
-        <w:rPr>
-          <w:rFonts w:ascii="Arial" w:cs="Arial" w:eastAsia="Arial" w:hAnsi="Arial"/>
-          <w:color w:val="1C2B3A"/>
-          <w:sz w:val="20"/>
-          <w:szCs w:val="20"/>
-        </w:rPr>
-        <w:t xml:space="preserve"> </w:t>
+        <w:t xml:space="preserve">@{body('Get_attachments')}</w:t>
+      </w:r>
+      <w:r>
+        <w:rPr>
+          <w:rFonts w:ascii="Arial" w:cs="Arial" w:eastAsia="Arial" w:hAnsi="Arial"/>
+          <w:color w:val="1C2B3A"/>
+          <w:sz w:val="20"/>
+          <w:szCs w:val="20"/>
+        </w:rPr>
+        <w:t xml:space="preserve">, and in advanced mode: </w:t>
       </w:r>
       <w:r>
         <w:rPr>
@@ -1867,36 +1992,57 @@
           <w:szCs w:val="18"/>
           <w:shd w:fill="F2F0EA" w:val="clear"/>
         </w:rPr>
-        <w:t xml:space="preserve">@{outputs('Incoming')?['projectId']}</w:t>
-      </w:r>
-      <w:r>
-        <w:rPr>
-          <w:rFonts w:ascii="Arial" w:cs="Arial" w:eastAsia="Arial" w:hAnsi="Arial"/>
-          <w:color w:val="1C2B3A"/>
-          <w:sz w:val="20"/>
-          <w:szCs w:val="20"/>
-        </w:rPr>
-        <w:t xml:space="preserve">, then </w:t>
-      </w:r>
-      <w:r>
-        <w:rPr>
-          <w:rFonts w:ascii="Arial" w:cs="Arial" w:eastAsia="Arial" w:hAnsi="Arial"/>
-          <w:b/>
-          <w:bCs/>
-          <w:color w:val="1C2B3A"/>
-          <w:sz w:val="20"/>
-          <w:szCs w:val="20"/>
-        </w:rPr>
-        <w:t xml:space="preserve">Compose</w:t>
-      </w:r>
-      <w:r>
-        <w:rPr>
-          <w:rFonts w:ascii="Arial" w:cs="Arial" w:eastAsia="Arial" w:hAnsi="Arial"/>
-          <w:color w:val="1C2B3A"/>
-          <w:sz w:val="20"/>
-          <w:szCs w:val="20"/>
-        </w:rPr>
-        <w:t xml:space="preserve"> named </w:t>
+        <w:t xml:space="preserve">@endsWith(item()?['DisplayName'], 'Variation File.json')</w:t>
+      </w:r>
+    </w:p>
+    <w:p>
+      <w:pPr>
+        <w:pStyle w:val="ListParagraph"/>
+        <w:numPr>
+          <w:ilvl w:val="1"/>
+          <w:numId w:val="2"/>
+        </w:numPr>
+        <w:spacing w:after="80"/>
+      </w:pPr>
+      <w:r>
+        <w:rPr>
+          <w:rFonts w:ascii="Arial" w:cs="Arial" w:eastAsia="Arial" w:hAnsi="Arial"/>
+          <w:b/>
+          <w:bCs/>
+          <w:color w:val="1C2B3A"/>
+          <w:sz w:val="20"/>
+          <w:szCs w:val="20"/>
+        </w:rPr>
+        <w:t xml:space="preserve">SharePoint → Delete attachment</w:t>
+      </w:r>
+      <w:r>
+        <w:rPr>
+          <w:rFonts w:ascii="Arial" w:cs="Arial" w:eastAsia="Arial" w:hAnsi="Arial"/>
+          <w:color w:val="1C2B3A"/>
+          <w:sz w:val="20"/>
+          <w:szCs w:val="20"/>
+        </w:rPr>
+        <w:t xml:space="preserve">, which goes inside an </w:t>
+      </w:r>
+      <w:r>
+        <w:rPr>
+          <w:rFonts w:ascii="Arial" w:cs="Arial" w:eastAsia="Arial" w:hAnsi="Arial"/>
+          <w:i/>
+          <w:iCs/>
+          <w:color w:val="1C2B3A"/>
+          <w:sz w:val="20"/>
+          <w:szCs w:val="20"/>
+        </w:rPr>
+        <w:t xml:space="preserve">Apply to each</w:t>
+      </w:r>
+      <w:r>
+        <w:rPr>
+          <w:rFonts w:ascii="Arial" w:cs="Arial" w:eastAsia="Arial" w:hAnsi="Arial"/>
+          <w:color w:val="1C2B3A"/>
+          <w:sz w:val="20"/>
+          <w:szCs w:val="20"/>
+        </w:rPr>
+        <w:t xml:space="preserve"> over </w:t>
       </w:r>
       <w:r>
         <w:rPr>
@@ -1906,155 +2052,56 @@
           <w:szCs w:val="18"/>
           <w:shd w:fill="F2F0EA" w:val="clear"/>
         </w:rPr>
-        <w:t xml:space="preserve">Folder</w:t>
-      </w:r>
-      <w:r>
-        <w:rPr>
-          <w:rFonts w:ascii="Arial" w:cs="Arial" w:eastAsia="Arial" w:hAnsi="Arial"/>
-          <w:color w:val="1C2B3A"/>
-          <w:sz w:val="20"/>
-          <w:szCs w:val="20"/>
-        </w:rPr>
-        <w:t xml:space="preserve">:</w:t>
-      </w:r>
-    </w:p>
-    <w:p>
-      <w:pPr>
-        <w:pBdr>
-          <w:left w:val="single" w:color="4C5C6D" w:sz="12" w:space="8"/>
-        </w:pBdr>
-        <w:shd w:fill="F2F0EA" w:val="clear"/>
-        <w:spacing w:after="160" w:before="120"/>
-        <w:ind w:left="220" w:right="220"/>
-      </w:pPr>
-      <w:r>
-        <w:rPr>
-          <w:rFonts w:ascii="Consolas" w:cs="Consolas" w:eastAsia="Consolas" w:hAnsi="Consolas"/>
-          <w:color w:val="1C2B3A"/>
-          <w:sz w:val="17"/>
-          <w:szCs w:val="17"/>
-        </w:rPr>
-        <w:t xml:space="preserve">@{coalesce(body('Get_item')?['FolderPath'], outputs('Incoming')?['folderPath'])}</w:t>
-      </w:r>
-    </w:p>
-    <w:p>
-      <w:pPr>
-        <w:spacing w:after="160" w:line="276"/>
-      </w:pPr>
-      <w:r>
-        <w:rPr>
-          <w:rFonts w:ascii="Arial" w:cs="Arial" w:eastAsia="Arial" w:hAnsi="Arial"/>
-          <w:color w:val="1C2B3A"/>
-          <w:sz w:val="20"/>
-          <w:szCs w:val="20"/>
-        </w:rPr>
-        <w:t xml:space="preserve">Reading the folder from the register means nobody holding the URL can read a file out of any folder they like.</w:t>
-      </w:r>
-    </w:p>
-    <w:p>
-      <w:pPr>
-        <w:pStyle w:val="Heading2"/>
-        <w:spacing w:after="140" w:before="320"/>
-      </w:pPr>
-      <w:r>
-        <w:rPr>
-          <w:rFonts w:ascii="Arial" w:cs="Arial" w:eastAsia="Arial" w:hAnsi="Arial"/>
-          <w:b/>
-          <w:bCs/>
-          <w:color w:val="2A4258"/>
-          <w:sz w:val="24"/>
-          <w:szCs w:val="24"/>
-        </w:rPr>
-        <w:t xml:space="preserve">Step 3 — only ever a variation file</w:t>
-      </w:r>
-    </w:p>
-    <w:p>
-      <w:pPr>
-        <w:spacing w:after="160" w:line="276"/>
-      </w:pPr>
-      <w:r>
-        <w:rPr>
-          <w:rFonts w:ascii="Arial" w:cs="Arial" w:eastAsia="Arial" w:hAnsi="Arial"/>
-          <w:b/>
-          <w:bCs/>
-          <w:color w:val="1C2B3A"/>
-          <w:sz w:val="20"/>
-          <w:szCs w:val="20"/>
-        </w:rPr>
-        <w:t xml:space="preserve">Control → Condition</w:t>
-      </w:r>
-      <w:r>
-        <w:rPr>
-          <w:rFonts w:ascii="Arial" w:cs="Arial" w:eastAsia="Arial" w:hAnsi="Arial"/>
-          <w:color w:val="1C2B3A"/>
-          <w:sz w:val="20"/>
-          <w:szCs w:val="20"/>
-        </w:rPr>
-        <w:t xml:space="preserve">:</w:t>
-      </w:r>
-    </w:p>
-    <w:p>
-      <w:pPr>
-        <w:pBdr>
-          <w:left w:val="single" w:color="4C5C6D" w:sz="12" w:space="8"/>
-        </w:pBdr>
-        <w:shd w:fill="F2F0EA" w:val="clear"/>
-        <w:spacing w:after="160" w:before="120"/>
-        <w:ind w:left="220" w:right="220"/>
-      </w:pPr>
-      <w:r>
-        <w:rPr>
-          <w:rFonts w:ascii="Consolas" w:cs="Consolas" w:eastAsia="Consolas" w:hAnsi="Consolas"/>
-          <w:color w:val="1C2B3A"/>
-          <w:sz w:val="17"/>
-          <w:szCs w:val="17"/>
-        </w:rPr>
-        <w:t xml:space="preserve">@{and(endsWith(outputs('Incoming')?['fileName'], 'Variation File.json'), not(contains(outputs('Incoming')?['fileName'], '/')), not(contains(outputs('Incoming')?['fileName'], '..')))}</w:t>
-      </w:r>
-    </w:p>
-    <w:p>
-      <w:pPr>
-        <w:spacing w:after="160" w:line="276"/>
-      </w:pPr>
-      <w:r>
-        <w:rPr>
-          <w:rFonts w:ascii="Arial" w:cs="Arial" w:eastAsia="Arial" w:hAnsi="Arial"/>
-          <w:b/>
-          <w:bCs/>
-          <w:color w:val="1C2B3A"/>
-          <w:sz w:val="20"/>
-          <w:szCs w:val="20"/>
-        </w:rPr>
-        <w:t xml:space="preserve">If no:</w:t>
-      </w:r>
-      <w:r>
-        <w:rPr>
-          <w:rFonts w:ascii="Arial" w:cs="Arial" w:eastAsia="Arial" w:hAnsi="Arial"/>
-          <w:color w:val="1C2B3A"/>
-          <w:sz w:val="20"/>
-          <w:szCs w:val="20"/>
-        </w:rPr>
-        <w:t xml:space="preserve"> a </w:t>
-      </w:r>
-      <w:r>
-        <w:rPr>
-          <w:rFonts w:ascii="Arial" w:cs="Arial" w:eastAsia="Arial" w:hAnsi="Arial"/>
-          <w:b/>
-          <w:bCs/>
-          <w:color w:val="1C2B3A"/>
-          <w:sz w:val="20"/>
-          <w:szCs w:val="20"/>
-        </w:rPr>
-        <w:t xml:space="preserve">Response</w:t>
-      </w:r>
-      <w:r>
-        <w:rPr>
-          <w:rFonts w:ascii="Arial" w:cs="Arial" w:eastAsia="Arial" w:hAnsi="Arial"/>
-          <w:color w:val="1C2B3A"/>
-          <w:sz w:val="20"/>
-          <w:szCs w:val="20"/>
-        </w:rPr>
-        <w:t xml:space="preserve"> with status </w:t>
+        <w:t xml:space="preserve">@{body('Filter_array')}</w:t>
+      </w:r>
+      <w:r>
+        <w:rPr>
+          <w:rFonts w:ascii="Arial" w:cs="Arial" w:eastAsia="Arial" w:hAnsi="Arial"/>
+          <w:color w:val="1C2B3A"/>
+          <w:sz w:val="20"/>
+          <w:szCs w:val="20"/>
+        </w:rPr>
+        <w:t xml:space="preserve"> — Site Address and List Name as above, </w:t>
+      </w:r>
+      <w:r>
+        <w:rPr>
+          <w:rFonts w:ascii="Arial" w:cs="Arial" w:eastAsia="Arial" w:hAnsi="Arial"/>
+          <w:b/>
+          <w:bCs/>
+          <w:color w:val="1C2B3A"/>
+          <w:sz w:val="20"/>
+          <w:szCs w:val="20"/>
+        </w:rPr>
+        <w:t xml:space="preserve">Id</w:t>
+      </w:r>
+      <w:r>
+        <w:rPr>
+          <w:rFonts w:ascii="Arial" w:cs="Arial" w:eastAsia="Arial" w:hAnsi="Arial"/>
+          <w:color w:val="1C2B3A"/>
+          <w:sz w:val="20"/>
+          <w:szCs w:val="20"/>
+        </w:rPr>
+        <w:t xml:space="preserve"> as above, </w:t>
+      </w:r>
+      <w:r>
+        <w:rPr>
+          <w:rFonts w:ascii="Arial" w:cs="Arial" w:eastAsia="Arial" w:hAnsi="Arial"/>
+          <w:b/>
+          <w:bCs/>
+          <w:color w:val="1C2B3A"/>
+          <w:sz w:val="20"/>
+          <w:szCs w:val="20"/>
+        </w:rPr>
+        <w:t xml:space="preserve">File Identifier</w:t>
+      </w:r>
+      <w:r>
+        <w:rPr>
+          <w:rFonts w:ascii="Arial" w:cs="Arial" w:eastAsia="Arial" w:hAnsi="Arial"/>
+          <w:color w:val="1C2B3A"/>
+          <w:sz w:val="20"/>
+          <w:szCs w:val="20"/>
+        </w:rPr>
+        <w:t xml:space="preserve"> </w:t>
       </w:r>
       <w:r>
         <w:rPr>
@@ -2064,52 +2111,7 @@
           <w:szCs w:val="18"/>
           <w:shd w:fill="F2F0EA" w:val="clear"/>
         </w:rPr>
-        <w:t xml:space="preserve">400</w:t>
-      </w:r>
-      <w:r>
-        <w:rPr>
-          <w:rFonts w:ascii="Arial" w:cs="Arial" w:eastAsia="Arial" w:hAnsi="Arial"/>
-          <w:color w:val="1C2B3A"/>
-          <w:sz w:val="20"/>
-          <w:szCs w:val="20"/>
-        </w:rPr>
-        <w:t xml:space="preserve"> and body </w:t>
-      </w:r>
-      <w:r>
-        <w:rPr>
-          <w:rFonts w:ascii="Consolas" w:cs="Consolas" w:eastAsia="Consolas" w:hAnsi="Consolas"/>
-          <w:color w:val="2A4258"/>
-          <w:sz w:val="18"/>
-          <w:szCs w:val="18"/>
-          <w:shd w:fill="F2F0EA" w:val="clear"/>
-        </w:rPr>
-        <w:t xml:space="preserve">{ "error": "not a variation file" }</w:t>
-      </w:r>
-      <w:r>
-        <w:rPr>
-          <w:rFonts w:ascii="Arial" w:cs="Arial" w:eastAsia="Arial" w:hAnsi="Arial"/>
-          <w:color w:val="1C2B3A"/>
-          <w:sz w:val="20"/>
-          <w:szCs w:val="20"/>
-        </w:rPr>
-        <w:t xml:space="preserve">. This stops the flow being used to read anything else in the library.</w:t>
-      </w:r>
-    </w:p>
-    <w:p>
-      <w:pPr>
-        <w:pStyle w:val="Heading2"/>
-        <w:spacing w:after="140" w:before="320"/>
-      </w:pPr>
-      <w:r>
-        <w:rPr>
-          <w:rFonts w:ascii="Arial" w:cs="Arial" w:eastAsia="Arial" w:hAnsi="Arial"/>
-          <w:b/>
-          <w:bCs/>
-          <w:color w:val="2A4258"/>
-          <w:sz w:val="24"/>
-          <w:szCs w:val="24"/>
-        </w:rPr>
-        <w:t xml:space="preserve">Step 4 — read it</w:t>
+        <w:t xml:space="preserve">@{items('Apply_to_each')?['Id']}</w:t>
       </w:r>
     </w:p>
     <w:p>
@@ -2123,7 +2125,46 @@
           <w:sz w:val="20"/>
           <w:szCs w:val="20"/>
         </w:rPr>
-        <w:t xml:space="preserve">In </w:t>
+        <w:t xml:space="preserve">   (</w:t>
+      </w:r>
+      <w:r>
+        <w:rPr>
+          <w:rFonts w:ascii="Arial" w:cs="Arial" w:eastAsia="Arial" w:hAnsi="Arial"/>
+          <w:i/>
+          <w:iCs/>
+          <w:color w:val="1C2B3A"/>
+          <w:sz w:val="20"/>
+          <w:szCs w:val="20"/>
+        </w:rPr>
+        <w:t xml:space="preserve">Add attachment</w:t>
+      </w:r>
+      <w:r>
+        <w:rPr>
+          <w:rFonts w:ascii="Arial" w:cs="Arial" w:eastAsia="Arial" w:hAnsi="Arial"/>
+          <w:color w:val="1C2B3A"/>
+          <w:sz w:val="20"/>
+          <w:szCs w:val="20"/>
+        </w:rPr>
+        <w:t xml:space="preserve"> refuses a file name the row already has, and a renamed    variation would otherwise leave its old file behind. Clearing first keeps    exactly one variation file per row.)</w:t>
+      </w:r>
+    </w:p>
+    <w:p>
+      <w:pPr>
+        <w:pStyle w:val="ListParagraph"/>
+        <w:numPr>
+          <w:ilvl w:val="0"/>
+          <w:numId w:val="3"/>
+        </w:numPr>
+        <w:spacing w:after="80"/>
+      </w:pPr>
+      <w:r>
+        <w:rPr>
+          <w:rFonts w:ascii="Arial" w:cs="Arial" w:eastAsia="Arial" w:hAnsi="Arial"/>
+          <w:color w:val="1C2B3A"/>
+          <w:sz w:val="20"/>
+          <w:szCs w:val="20"/>
+        </w:rPr>
+        <w:t xml:space="preserve">Still in </w:t>
       </w:r>
       <w:r>
         <w:rPr>
@@ -2143,27 +2184,38 @@
           <w:sz w:val="20"/>
           <w:szCs w:val="20"/>
         </w:rPr>
-        <w:t xml:space="preserve">, </w:t>
-      </w:r>
-      <w:r>
-        <w:rPr>
-          <w:rFonts w:ascii="Arial" w:cs="Arial" w:eastAsia="Arial" w:hAnsi="Arial"/>
-          <w:b/>
-          <w:bCs/>
-          <w:color w:val="1C2B3A"/>
-          <w:sz w:val="20"/>
-          <w:szCs w:val="20"/>
-        </w:rPr>
-        <w:t xml:space="preserve">SharePoint → Get file content using path</w:t>
-      </w:r>
-      <w:r>
-        <w:rPr>
-          <w:rFonts w:ascii="Arial" w:cs="Arial" w:eastAsia="Arial" w:hAnsi="Arial"/>
-          <w:color w:val="1C2B3A"/>
-          <w:sz w:val="20"/>
-          <w:szCs w:val="20"/>
-        </w:rPr>
-        <w:t xml:space="preserve">:</w:t>
+        <w:t xml:space="preserve">, after the </w:t>
+      </w:r>
+      <w:r>
+        <w:rPr>
+          <w:rFonts w:ascii="Arial" w:cs="Arial" w:eastAsia="Arial" w:hAnsi="Arial"/>
+          <w:i/>
+          <w:iCs/>
+          <w:color w:val="1C2B3A"/>
+          <w:sz w:val="20"/>
+          <w:szCs w:val="20"/>
+        </w:rPr>
+        <w:t xml:space="preserve">Apply to each</w:t>
+      </w:r>
+      <w:r>
+        <w:rPr>
+          <w:rFonts w:ascii="Arial" w:cs="Arial" w:eastAsia="Arial" w:hAnsi="Arial"/>
+          <w:color w:val="1C2B3A"/>
+          <w:sz w:val="20"/>
+          <w:szCs w:val="20"/>
+        </w:rPr>
+        <w:t xml:space="preserve">: </w:t>
+      </w:r>
+      <w:r>
+        <w:rPr>
+          <w:rFonts w:ascii="Arial" w:cs="Arial" w:eastAsia="Arial" w:hAnsi="Arial"/>
+          <w:b/>
+          <w:bCs/>
+          <w:color w:val="1C2B3A"/>
+          <w:sz w:val="20"/>
+          <w:szCs w:val="20"/>
+        </w:rPr>
+        <w:t xml:space="preserve">SharePoint → Add attachment</w:t>
       </w:r>
     </w:p>
     <w:tbl>
@@ -2179,8 +2231,8 @@
         </w:tblBorders>
       </w:tblPr>
       <w:tblGrid>
-        <w:gridCol w:w="2082"/>
-        <w:gridCol w:w="6944"/>
+        <w:gridCol w:w="2501"/>
+        <w:gridCol w:w="6525"/>
       </w:tblGrid>
       <w:tr>
         <w:trPr>
@@ -2188,7 +2240,7 @@
         </w:trPr>
         <w:tc>
           <w:tcPr>
-            <w:tcW w:type="dxa" w:w="2082"/>
+            <w:tcW w:type="dxa" w:w="2501"/>
             <w:shd w:fill="4C5C6D" w:val="clear"/>
             <w:tcMar>
               <w:top w:type="dxa" w:w="60"/>
@@ -2216,7 +2268,7 @@
         </w:tc>
         <w:tc>
           <w:tcPr>
-            <w:tcW w:type="dxa" w:w="6944"/>
+            <w:tcW w:type="dxa" w:w="6525"/>
             <w:shd w:fill="4C5C6D" w:val="clear"/>
             <w:tcMar>
               <w:top w:type="dxa" w:w="60"/>
@@ -2246,7 +2298,7 @@
       <w:tr>
         <w:tc>
           <w:tcPr>
-            <w:tcW w:type="dxa" w:w="2082"/>
+            <w:tcW w:type="dxa" w:w="2501"/>
             <w:shd w:fill="FFFFFF" w:val="clear"/>
             <w:tcMar>
               <w:top w:type="dxa" w:w="60"/>
@@ -2266,13 +2318,13 @@
                 <w:sz w:val="18"/>
                 <w:szCs w:val="18"/>
               </w:rPr>
-              <w:t xml:space="preserve">Site Address</w:t>
+              <w:t xml:space="preserve">Site Address, List Name</w:t>
             </w:r>
           </w:p>
         </w:tc>
         <w:tc>
           <w:tcPr>
-            <w:tcW w:type="dxa" w:w="6944"/>
+            <w:tcW w:type="dxa" w:w="6525"/>
             <w:shd w:fill="FFFFFF" w:val="clear"/>
             <w:tcMar>
               <w:top w:type="dxa" w:w="60"/>
@@ -2292,7 +2344,7 @@
                 <w:sz w:val="18"/>
                 <w:szCs w:val="18"/>
               </w:rPr>
-              <w:t xml:space="preserve">the site holding the project documents (the same as flow 2)</w:t>
+              <w:t xml:space="preserve">as above</w:t>
             </w:r>
           </w:p>
         </w:tc>
@@ -2300,7 +2352,7 @@
       <w:tr>
         <w:tc>
           <w:tcPr>
-            <w:tcW w:type="dxa" w:w="2082"/>
+            <w:tcW w:type="dxa" w:w="2501"/>
             <w:shd w:fill="FFFFFF" w:val="clear"/>
             <w:tcMar>
               <w:top w:type="dxa" w:w="60"/>
@@ -2320,13 +2372,13 @@
                 <w:sz w:val="18"/>
                 <w:szCs w:val="18"/>
               </w:rPr>
-              <w:t xml:space="preserve">File Path</w:t>
+              <w:t xml:space="preserve">Id</w:t>
             </w:r>
           </w:p>
         </w:tc>
         <w:tc>
           <w:tcPr>
-            <w:tcW w:type="dxa" w:w="6944"/>
+            <w:tcW w:type="dxa" w:w="6525"/>
             <w:shd w:fill="FFFFFF" w:val="clear"/>
             <w:tcMar>
               <w:top w:type="dxa" w:w="60"/>
@@ -2347,7 +2399,7 @@
                 <w:szCs w:val="16"/>
                 <w:shd w:fill="F2F0EA" w:val="clear"/>
               </w:rPr>
-              <w:t xml:space="preserve">@{concat(outputs('Folder'), '/', outputs('Incoming')?['fileName'])}</w:t>
+              <w:t xml:space="preserve">@{first(body('Get_row')?['value'])?['ID']}</w:t>
             </w:r>
           </w:p>
         </w:tc>
@@ -2355,7 +2407,7 @@
       <w:tr>
         <w:tc>
           <w:tcPr>
-            <w:tcW w:type="dxa" w:w="2082"/>
+            <w:tcW w:type="dxa" w:w="2501"/>
             <w:shd w:fill="FFFFFF" w:val="clear"/>
             <w:tcMar>
               <w:top w:type="dxa" w:w="60"/>
@@ -2375,13 +2427,13 @@
                 <w:sz w:val="18"/>
                 <w:szCs w:val="18"/>
               </w:rPr>
-              <w:t xml:space="preserve">Infer Content Type</w:t>
+              <w:t xml:space="preserve">File Name</w:t>
             </w:r>
           </w:p>
         </w:tc>
         <w:tc>
           <w:tcPr>
-            <w:tcW w:type="dxa" w:w="6944"/>
+            <w:tcW w:type="dxa" w:w="6525"/>
             <w:shd w:fill="FFFFFF" w:val="clear"/>
             <w:tcMar>
               <w:top w:type="dxa" w:w="60"/>
@@ -2396,14 +2448,68 @@
             </w:pPr>
             <w:r>
               <w:rPr>
-                <w:rFonts w:ascii="Arial" w:cs="Arial" w:eastAsia="Arial" w:hAnsi="Arial"/>
-                <w:b/>
-                <w:bCs/>
+                <w:rFonts w:ascii="Consolas" w:cs="Consolas" w:eastAsia="Consolas" w:hAnsi="Consolas"/>
+                <w:color w:val="2A4258"/>
+                <w:sz w:val="16"/>
+                <w:szCs w:val="16"/>
+                <w:shd w:fill="F2F0EA" w:val="clear"/>
+              </w:rPr>
+              <w:t xml:space="preserve">@{outputs('Incoming')?['attachment']?['fileName']}</w:t>
+            </w:r>
+          </w:p>
+        </w:tc>
+      </w:tr>
+      <w:tr>
+        <w:tc>
+          <w:tcPr>
+            <w:tcW w:type="dxa" w:w="2501"/>
+            <w:shd w:fill="FFFFFF" w:val="clear"/>
+            <w:tcMar>
+              <w:top w:type="dxa" w:w="60"/>
+              <w:left w:type="dxa" w:w="110"/>
+              <w:bottom w:type="dxa" w:w="60"/>
+              <w:right w:type="dxa" w:w="110"/>
+            </w:tcMar>
+          </w:tcPr>
+          <w:p>
+            <w:pPr>
+              <w:spacing w:after="0" w:before="0"/>
+            </w:pPr>
+            <w:r>
+              <w:rPr>
+                <w:rFonts w:ascii="Arial" w:cs="Arial" w:eastAsia="Arial" w:hAnsi="Arial"/>
                 <w:color w:val="1C2B3A"/>
                 <w:sz w:val="18"/>
                 <w:szCs w:val="18"/>
               </w:rPr>
-              <w:t xml:space="preserve">No</w:t>
+              <w:t xml:space="preserve">File Content</w:t>
+            </w:r>
+          </w:p>
+        </w:tc>
+        <w:tc>
+          <w:tcPr>
+            <w:tcW w:type="dxa" w:w="6525"/>
+            <w:shd w:fill="FFFFFF" w:val="clear"/>
+            <w:tcMar>
+              <w:top w:type="dxa" w:w="60"/>
+              <w:left w:type="dxa" w:w="110"/>
+              <w:bottom w:type="dxa" w:w="60"/>
+              <w:right w:type="dxa" w:w="110"/>
+            </w:tcMar>
+          </w:tcPr>
+          <w:p>
+            <w:pPr>
+              <w:spacing w:after="0" w:before="0"/>
+            </w:pPr>
+            <w:r>
+              <w:rPr>
+                <w:rFonts w:ascii="Consolas" w:cs="Consolas" w:eastAsia="Consolas" w:hAnsi="Consolas"/>
+                <w:color w:val="2A4258"/>
+                <w:sz w:val="16"/>
+                <w:szCs w:val="16"/>
+                <w:shd w:fill="F2F0EA" w:val="clear"/>
+              </w:rPr>
+              <w:t xml:space="preserve">@{base64ToBinary(outputs('Incoming')?['attachment']?['contentBase64'])}</w:t>
             </w:r>
           </w:p>
         </w:tc>
@@ -2425,7 +2531,47 @@
           <w:sz w:val="20"/>
           <w:szCs w:val="20"/>
         </w:rPr>
-        <w:t xml:space="preserve">With </w:t>
+        <w:t xml:space="preserve">Leave the </w:t>
+      </w:r>
+      <w:r>
+        <w:rPr>
+          <w:rFonts w:ascii="Arial" w:cs="Arial" w:eastAsia="Arial" w:hAnsi="Arial"/>
+          <w:b/>
+          <w:bCs/>
+          <w:color w:val="1C2B3A"/>
+          <w:sz w:val="20"/>
+          <w:szCs w:val="20"/>
+        </w:rPr>
+        <w:t xml:space="preserve">Response</w:t>
+      </w:r>
+      <w:r>
+        <w:rPr>
+          <w:rFonts w:ascii="Arial" w:cs="Arial" w:eastAsia="Arial" w:hAnsi="Arial"/>
+          <w:color w:val="1C2B3A"/>
+          <w:sz w:val="20"/>
+          <w:szCs w:val="20"/>
+        </w:rPr>
+        <w:t xml:space="preserve"> last, running only when everything before it </w:t>
+      </w:r>
+      <w:r>
+        <w:rPr>
+          <w:rFonts w:ascii="Arial" w:cs="Arial" w:eastAsia="Arial" w:hAnsi="Arial"/>
+          <w:b/>
+          <w:bCs/>
+          <w:color w:val="1C2B3A"/>
+          <w:sz w:val="20"/>
+          <w:szCs w:val="20"/>
+        </w:rPr>
+        <w:t xml:space="preserve">succeeded</w:t>
+      </w:r>
+      <w:r>
+        <w:rPr>
+          <w:rFonts w:ascii="Arial" w:cs="Arial" w:eastAsia="Arial" w:hAnsi="Arial"/>
+          <w:color w:val="1C2B3A"/>
+          <w:sz w:val="20"/>
+          <w:szCs w:val="20"/>
+        </w:rPr>
+        <w:t xml:space="preserve"> (its default). If attaching fails, the flow then fails rather than answering </w:t>
       </w:r>
       <w:r>
         <w:rPr>
@@ -2436,16 +2582,148 @@
           <w:sz w:val="20"/>
           <w:szCs w:val="20"/>
         </w:rPr>
-        <w:t xml:space="preserve">Infer Content Type</w:t>
-      </w:r>
-      <w:r>
-        <w:rPr>
-          <w:rFonts w:ascii="Arial" w:cs="Arial" w:eastAsia="Arial" w:hAnsi="Arial"/>
-          <w:color w:val="1C2B3A"/>
-          <w:sz w:val="20"/>
-          <w:szCs w:val="20"/>
-        </w:rPr>
-        <w:t xml:space="preserve"> off, SharePoint hands back </w:t>
+        <w:t xml:space="preserve">ok</w:t>
+      </w:r>
+      <w:r>
+        <w:rPr>
+          <w:rFonts w:ascii="Arial" w:cs="Arial" w:eastAsia="Arial" w:hAnsi="Arial"/>
+          <w:color w:val="1C2B3A"/>
+          <w:sz w:val="20"/>
+          <w:szCs w:val="20"/>
+        </w:rPr>
+        <w:t xml:space="preserve">. The app sees that, saves the row again </w:t>
+      </w:r>
+      <w:r>
+        <w:rPr>
+          <w:rFonts w:ascii="Arial" w:cs="Arial" w:eastAsia="Arial" w:hAnsi="Arial"/>
+          <w:b/>
+          <w:bCs/>
+          <w:color w:val="1C2B3A"/>
+          <w:sz w:val="20"/>
+          <w:szCs w:val="20"/>
+        </w:rPr>
+        <w:t xml:space="preserve">without</w:t>
+      </w:r>
+      <w:r>
+        <w:rPr>
+          <w:rFonts w:ascii="Arial" w:cs="Arial" w:eastAsia="Arial" w:hAnsi="Arial"/>
+          <w:color w:val="1C2B3A"/>
+          <w:sz w:val="20"/>
+          <w:szCs w:val="20"/>
+        </w:rPr>
+        <w:t xml:space="preserve"> the file, and tells whoever pressed the button to download the variation file instead. A failed attachment never costs the row its update.</w:t>
+      </w:r>
+    </w:p>
+    <w:p>
+      <w:pPr>
+        <w:pBdr>
+          <w:bottom w:val="single" w:color="C9C2B4" w:sz="6" w:space="1"/>
+        </w:pBdr>
+        <w:spacing w:after="200" w:before="200"/>
+      </w:pPr>
+    </w:p>
+    <w:p>
+      <w:pPr>
+        <w:pStyle w:val="Heading1"/>
+        <w:spacing w:after="140" w:before="320"/>
+      </w:pPr>
+      <w:r>
+        <w:rPr>
+          <w:rFonts w:ascii="Arial" w:cs="Arial" w:eastAsia="Arial" w:hAnsi="Arial"/>
+          <w:b/>
+          <w:bCs/>
+          <w:color w:val="2A4258"/>
+          <w:sz w:val="30"/>
+          <w:szCs w:val="30"/>
+        </w:rPr>
+        <w:t xml:space="preserve">Flow 6 · Open a variation file</w:t>
+      </w:r>
+    </w:p>
+    <w:p>
+      <w:pPr>
+        <w:spacing w:after="160" w:line="276"/>
+      </w:pPr>
+      <w:r>
+        <w:rPr>
+          <w:rFonts w:ascii="Arial" w:cs="Arial" w:eastAsia="Arial" w:hAnsi="Arial"/>
+          <w:b/>
+          <w:bCs/>
+          <w:color w:val="1C2B3A"/>
+          <w:sz w:val="20"/>
+          <w:szCs w:val="20"/>
+        </w:rPr>
+        <w:t xml:space="preserve">Create → Instant cloud flow → When an HTTP request is received.</w:t>
+      </w:r>
+      <w:r>
+        <w:rPr>
+          <w:rFonts w:ascii="Arial" w:cs="Arial" w:eastAsia="Arial" w:hAnsi="Arial"/>
+          <w:color w:val="1C2B3A"/>
+          <w:sz w:val="20"/>
+          <w:szCs w:val="20"/>
+        </w:rPr>
+        <w:t xml:space="preserve"> Trigger settings exactly as in flow 1 (</w:t>
+      </w:r>
+      <w:r>
+        <w:rPr>
+          <w:rFonts w:ascii="Arial" w:cs="Arial" w:eastAsia="Arial" w:hAnsi="Arial"/>
+          <w:i/>
+          <w:iCs/>
+          <w:color w:val="1C2B3A"/>
+          <w:sz w:val="20"/>
+          <w:szCs w:val="20"/>
+        </w:rPr>
+        <w:t xml:space="preserve">Who can trigger: Anyone</w:t>
+      </w:r>
+      <w:r>
+        <w:rPr>
+          <w:rFonts w:ascii="Arial" w:cs="Arial" w:eastAsia="Arial" w:hAnsi="Arial"/>
+          <w:color w:val="1C2B3A"/>
+          <w:sz w:val="20"/>
+          <w:szCs w:val="20"/>
+        </w:rPr>
+        <w:t xml:space="preserve">, method POST).</w:t>
+      </w:r>
+    </w:p>
+    <w:p>
+      <w:pPr>
+        <w:pStyle w:val="Heading2"/>
+        <w:spacing w:after="140" w:before="320"/>
+      </w:pPr>
+      <w:r>
+        <w:rPr>
+          <w:rFonts w:ascii="Arial" w:cs="Arial" w:eastAsia="Arial" w:hAnsi="Arial"/>
+          <w:b/>
+          <w:bCs/>
+          <w:color w:val="2A4258"/>
+          <w:sz w:val="24"/>
+          <w:szCs w:val="24"/>
+        </w:rPr>
+        <w:t xml:space="preserve">Step 1 — parse the request</w:t>
+      </w:r>
+    </w:p>
+    <w:p>
+      <w:pPr>
+        <w:spacing w:after="160" w:line="276"/>
+      </w:pPr>
+      <w:r>
+        <w:rPr>
+          <w:rFonts w:ascii="Arial" w:cs="Arial" w:eastAsia="Arial" w:hAnsi="Arial"/>
+          <w:b/>
+          <w:bCs/>
+          <w:color w:val="1C2B3A"/>
+          <w:sz w:val="20"/>
+          <w:szCs w:val="20"/>
+        </w:rPr>
+        <w:t xml:space="preserve">Data Operation → Compose</w:t>
+      </w:r>
+      <w:r>
+        <w:rPr>
+          <w:rFonts w:ascii="Arial" w:cs="Arial" w:eastAsia="Arial" w:hAnsi="Arial"/>
+          <w:color w:val="1C2B3A"/>
+          <w:sz w:val="20"/>
+          <w:szCs w:val="20"/>
+        </w:rPr>
+        <w:t xml:space="preserve">, named </w:t>
       </w:r>
       <w:r>
         <w:rPr>
@@ -2455,77 +2733,16 @@
           <w:szCs w:val="18"/>
           <w:shd w:fill="F2F0EA" w:val="clear"/>
         </w:rPr>
-        <w:t xml:space="preserve">{ "$content-type": "application/octet-stream", "$content": "&lt;base64&gt;" }</w:t>
-      </w:r>
-      <w:r>
-        <w:rPr>
-          <w:rFonts w:ascii="Arial" w:cs="Arial" w:eastAsia="Arial" w:hAnsi="Arial"/>
-          <w:color w:val="1C2B3A"/>
-          <w:sz w:val="20"/>
-          <w:szCs w:val="20"/>
-        </w:rPr>
-        <w:t xml:space="preserve">, which is what the app expects. (It also accepts the JSON itself, or a string, so a flow that does it differently still works.)</w:t>
-      </w:r>
-    </w:p>
-    <w:p>
-      <w:pPr>
-        <w:pStyle w:val="Heading2"/>
-        <w:spacing w:after="140" w:before="320"/>
-      </w:pPr>
-      <w:r>
-        <w:rPr>
-          <w:rFonts w:ascii="Arial" w:cs="Arial" w:eastAsia="Arial" w:hAnsi="Arial"/>
-          <w:b/>
-          <w:bCs/>
-          <w:color w:val="2A4258"/>
-          <w:sz w:val="24"/>
-          <w:szCs w:val="24"/>
-        </w:rPr>
-        <w:t xml:space="preserve">Step 5 — reply</w:t>
-      </w:r>
-    </w:p>
-    <w:p>
-      <w:pPr>
-        <w:spacing w:after="160" w:line="276"/>
-      </w:pPr>
-      <w:r>
-        <w:rPr>
-          <w:rFonts w:ascii="Arial" w:cs="Arial" w:eastAsia="Arial" w:hAnsi="Arial"/>
-          <w:b/>
-          <w:bCs/>
-          <w:color w:val="1C2B3A"/>
-          <w:sz w:val="20"/>
-          <w:szCs w:val="20"/>
-        </w:rPr>
-        <w:t xml:space="preserve">Response</w:t>
-      </w:r>
-      <w:r>
-        <w:rPr>
-          <w:rFonts w:ascii="Arial" w:cs="Arial" w:eastAsia="Arial" w:hAnsi="Arial"/>
-          <w:color w:val="1C2B3A"/>
-          <w:sz w:val="20"/>
-          <w:szCs w:val="20"/>
-        </w:rPr>
-        <w:t xml:space="preserve">, status </w:t>
-      </w:r>
-      <w:r>
-        <w:rPr>
-          <w:rFonts w:ascii="Consolas" w:cs="Consolas" w:eastAsia="Consolas" w:hAnsi="Consolas"/>
-          <w:color w:val="2A4258"/>
-          <w:sz w:val="18"/>
-          <w:szCs w:val="18"/>
-          <w:shd w:fill="F2F0EA" w:val="clear"/>
-        </w:rPr>
-        <w:t xml:space="preserve">200</w:t>
-      </w:r>
-      <w:r>
-        <w:rPr>
-          <w:rFonts w:ascii="Arial" w:cs="Arial" w:eastAsia="Arial" w:hAnsi="Arial"/>
-          <w:color w:val="1C2B3A"/>
-          <w:sz w:val="20"/>
-          <w:szCs w:val="20"/>
-        </w:rPr>
-        <w:t xml:space="preserve">, body:</w:t>
+        <w:t xml:space="preserve">Incoming</w:t>
+      </w:r>
+      <w:r>
+        <w:rPr>
+          <w:rFonts w:ascii="Arial" w:cs="Arial" w:eastAsia="Arial" w:hAnsi="Arial"/>
+          <w:color w:val="1C2B3A"/>
+          <w:sz w:val="20"/>
+          <w:szCs w:val="20"/>
+        </w:rPr>
+        <w:t xml:space="preserve">:</w:t>
       </w:r>
     </w:p>
     <w:p>
@@ -2544,7 +2761,7 @@
           <w:sz w:val="17"/>
           <w:szCs w:val="17"/>
         </w:rPr>
-        <w:t xml:space="preserve">@{body('Get_file_content_using_path')}</w:t>
+        <w:t xml:space="preserve">@{json(triggerBody())}</w:t>
       </w:r>
     </w:p>
     <w:p>
@@ -2558,28 +2775,51 @@
           <w:sz w:val="20"/>
           <w:szCs w:val="20"/>
         </w:rPr>
-        <w:t xml:space="preserve">Add the same two headers as flow 1, </w:t>
-      </w:r>
-      <w:r>
-        <w:rPr>
-          <w:rFonts w:ascii="Arial" w:cs="Arial" w:eastAsia="Arial" w:hAnsi="Arial"/>
-          <w:b/>
-          <w:bCs/>
-          <w:color w:val="1C2B3A"/>
-          <w:sz w:val="20"/>
-          <w:szCs w:val="20"/>
-        </w:rPr>
-        <w:t xml:space="preserve">step 6</w:t>
-      </w:r>
-      <w:r>
-        <w:rPr>
-          <w:rFonts w:ascii="Arial" w:cs="Arial" w:eastAsia="Arial" w:hAnsi="Arial"/>
-          <w:color w:val="1C2B3A"/>
-          <w:sz w:val="20"/>
-          <w:szCs w:val="20"/>
-        </w:rPr>
-        <w:t xml:space="preserve"> — </w:t>
-      </w:r>
+        <w:t xml:space="preserve">The app sends:</w:t>
+      </w:r>
+    </w:p>
+    <w:p>
+      <w:pPr>
+        <w:pBdr>
+          <w:left w:val="single" w:color="4C5C6D" w:sz="12" w:space="8"/>
+        </w:pBdr>
+        <w:shd w:fill="F2F0EA" w:val="clear"/>
+        <w:spacing w:after="0" w:before="120"/>
+        <w:ind w:left="220" w:right="220"/>
+      </w:pPr>
+      <w:r>
+        <w:rPr>
+          <w:rFonts w:ascii="Consolas" w:cs="Consolas" w:eastAsia="Consolas" w:hAnsi="Consolas"/>
+          <w:color w:val="1C2B3A"/>
+          <w:sz w:val="17"/>
+          <w:szCs w:val="17"/>
+        </w:rPr>
+        <w:t xml:space="preserve">{ "action": "open", "state": "VIC", "projectId": "7", "variationRef": "VAR-042",</w:t>
+      </w:r>
+    </w:p>
+    <w:p>
+      <w:pPr>
+        <w:pBdr>
+          <w:left w:val="single" w:color="4C5C6D" w:sz="12" w:space="8"/>
+        </w:pBdr>
+        <w:shd w:fill="F2F0EA" w:val="clear"/>
+        <w:spacing w:after="160" w:before="0"/>
+        <w:ind w:left="220" w:right="220"/>
+      </w:pPr>
+      <w:r>
+        <w:rPr>
+          <w:rFonts w:ascii="Consolas" w:cs="Consolas" w:eastAsia="Consolas" w:hAnsi="Consolas"/>
+          <w:color w:val="1C2B3A"/>
+          <w:sz w:val="17"/>
+          <w:szCs w:val="17"/>
+        </w:rPr>
+        <w:t xml:space="preserve">  "fileName": "VAR-042 - RPZ Valve Relocation - Variation File.json" }</w:t>
+      </w:r>
+    </w:p>
+    <w:p>
+      <w:pPr>
+        <w:spacing w:after="160" w:line="276"/>
+      </w:pPr>
       <w:r>
         <w:rPr>
           <w:rFonts w:ascii="Consolas" w:cs="Consolas" w:eastAsia="Consolas" w:hAnsi="Consolas"/>
@@ -2588,16 +2828,78 @@
           <w:szCs w:val="18"/>
           <w:shd w:fill="F2F0EA" w:val="clear"/>
         </w:rPr>
-        <w:t xml:space="preserve">Content-Type: application/json</w:t>
-      </w:r>
-      <w:r>
-        <w:rPr>
-          <w:rFonts w:ascii="Arial" w:cs="Arial" w:eastAsia="Arial" w:hAnsi="Arial"/>
-          <w:color w:val="1C2B3A"/>
-          <w:sz w:val="20"/>
-          <w:szCs w:val="20"/>
-        </w:rPr>
-        <w:t xml:space="preserve"> and </w:t>
+        <w:t xml:space="preserve">fileName</w:t>
+      </w:r>
+      <w:r>
+        <w:rPr>
+          <w:rFonts w:ascii="Arial" w:cs="Arial" w:eastAsia="Arial" w:hAnsi="Arial"/>
+          <w:color w:val="1C2B3A"/>
+          <w:sz w:val="20"/>
+          <w:szCs w:val="20"/>
+        </w:rPr>
+        <w:t xml:space="preserve"> is only a hint (it can be empty). The row's variation file is found by its ending, so a variation renamed since it was saved still opens.</w:t>
+      </w:r>
+    </w:p>
+    <w:p>
+      <w:pPr>
+        <w:pStyle w:val="Heading2"/>
+        <w:spacing w:after="140" w:before="320"/>
+      </w:pPr>
+      <w:r>
+        <w:rPr>
+          <w:rFonts w:ascii="Arial" w:cs="Arial" w:eastAsia="Arial" w:hAnsi="Arial"/>
+          <w:b/>
+          <w:bCs/>
+          <w:color w:val="2A4258"/>
+          <w:sz w:val="24"/>
+          <w:szCs w:val="24"/>
+        </w:rPr>
+        <w:t xml:space="preserve">Step 2 — the variation's row</w:t>
+      </w:r>
+    </w:p>
+    <w:p>
+      <w:pPr>
+        <w:spacing w:after="160" w:line="276"/>
+      </w:pPr>
+      <w:r>
+        <w:rPr>
+          <w:rFonts w:ascii="Arial" w:cs="Arial" w:eastAsia="Arial" w:hAnsi="Arial"/>
+          <w:b/>
+          <w:bCs/>
+          <w:color w:val="1C2B3A"/>
+          <w:sz w:val="20"/>
+          <w:szCs w:val="20"/>
+        </w:rPr>
+        <w:t xml:space="preserve">SharePoint → Get items</w:t>
+      </w:r>
+      <w:r>
+        <w:rPr>
+          <w:rFonts w:ascii="Arial" w:cs="Arial" w:eastAsia="Arial" w:hAnsi="Arial"/>
+          <w:color w:val="1C2B3A"/>
+          <w:sz w:val="20"/>
+          <w:szCs w:val="20"/>
+        </w:rPr>
+        <w:t xml:space="preserve"> on the variation log — the same list, and the same </w:t>
+      </w:r>
+      <w:r>
+        <w:rPr>
+          <w:rFonts w:ascii="Arial" w:cs="Arial" w:eastAsia="Arial" w:hAnsi="Arial"/>
+          <w:b/>
+          <w:bCs/>
+          <w:color w:val="1C2B3A"/>
+          <w:sz w:val="20"/>
+          <w:szCs w:val="20"/>
+        </w:rPr>
+        <w:t xml:space="preserve">Filter Query</w:t>
+      </w:r>
+      <w:r>
+        <w:rPr>
+          <w:rFonts w:ascii="Arial" w:cs="Arial" w:eastAsia="Arial" w:hAnsi="Arial"/>
+          <w:color w:val="1C2B3A"/>
+          <w:sz w:val="20"/>
+          <w:szCs w:val="20"/>
+        </w:rPr>
+        <w:t xml:space="preserve">, as flow 5's step 2 (state, project and reference). Top Count </w:t>
       </w:r>
       <w:r>
         <w:rPr>
@@ -2607,16 +2909,16 @@
           <w:szCs w:val="18"/>
           <w:shd w:fill="F2F0EA" w:val="clear"/>
         </w:rPr>
-        <w:t xml:space="preserve">Access-Control-Allow-Origin</w:t>
-      </w:r>
-      <w:r>
-        <w:rPr>
-          <w:rFonts w:ascii="Arial" w:cs="Arial" w:eastAsia="Arial" w:hAnsi="Arial"/>
-          <w:color w:val="1C2B3A"/>
-          <w:sz w:val="20"/>
-          <w:szCs w:val="20"/>
-        </w:rPr>
-        <w:t xml:space="preserve">. Without the second, the browser cannot read the reply, and unlike filing there is nothing to fall back to: opening needs the answer.</w:t>
+        <w:t xml:space="preserve">1</w:t>
+      </w:r>
+      <w:r>
+        <w:rPr>
+          <w:rFonts w:ascii="Arial" w:cs="Arial" w:eastAsia="Arial" w:hAnsi="Arial"/>
+          <w:color w:val="1C2B3A"/>
+          <w:sz w:val="20"/>
+          <w:szCs w:val="20"/>
+        </w:rPr>
+        <w:t xml:space="preserve">.</w:t>
       </w:r>
     </w:p>
     <w:p>
@@ -2633,190 +2935,7 @@
           <w:sz w:val="24"/>
           <w:szCs w:val="24"/>
         </w:rPr>
-        <w:t xml:space="preserve">Step 6 — when the file is not there</w:t>
-      </w:r>
-    </w:p>
-    <w:p>
-      <w:pPr>
-        <w:spacing w:after="160" w:line="276"/>
-      </w:pPr>
-      <w:r>
-        <w:rPr>
-          <w:rFonts w:ascii="Arial" w:cs="Arial" w:eastAsia="Arial" w:hAnsi="Arial"/>
-          <w:color w:val="1C2B3A"/>
-          <w:sz w:val="20"/>
-          <w:szCs w:val="20"/>
-        </w:rPr>
-        <w:t xml:space="preserve">Add a second </w:t>
-      </w:r>
-      <w:r>
-        <w:rPr>
-          <w:rFonts w:ascii="Arial" w:cs="Arial" w:eastAsia="Arial" w:hAnsi="Arial"/>
-          <w:b/>
-          <w:bCs/>
-          <w:color w:val="1C2B3A"/>
-          <w:sz w:val="20"/>
-          <w:szCs w:val="20"/>
-        </w:rPr>
-        <w:t xml:space="preserve">Response</w:t>
-      </w:r>
-      <w:r>
-        <w:rPr>
-          <w:rFonts w:ascii="Arial" w:cs="Arial" w:eastAsia="Arial" w:hAnsi="Arial"/>
-          <w:color w:val="1C2B3A"/>
-          <w:sz w:val="20"/>
-          <w:szCs w:val="20"/>
-        </w:rPr>
-        <w:t xml:space="preserve"> after </w:t>
-      </w:r>
-      <w:r>
-        <w:rPr>
-          <w:rFonts w:ascii="Arial" w:cs="Arial" w:eastAsia="Arial" w:hAnsi="Arial"/>
-          <w:i/>
-          <w:iCs/>
-          <w:color w:val="1C2B3A"/>
-          <w:sz w:val="20"/>
-          <w:szCs w:val="20"/>
-        </w:rPr>
-        <w:t xml:space="preserve">Get file content using path</w:t>
-      </w:r>
-      <w:r>
-        <w:rPr>
-          <w:rFonts w:ascii="Arial" w:cs="Arial" w:eastAsia="Arial" w:hAnsi="Arial"/>
-          <w:color w:val="1C2B3A"/>
-          <w:sz w:val="20"/>
-          <w:szCs w:val="20"/>
-        </w:rPr>
-        <w:t xml:space="preserve">, status </w:t>
-      </w:r>
-      <w:r>
-        <w:rPr>
-          <w:rFonts w:ascii="Consolas" w:cs="Consolas" w:eastAsia="Consolas" w:hAnsi="Consolas"/>
-          <w:color w:val="2A4258"/>
-          <w:sz w:val="18"/>
-          <w:szCs w:val="18"/>
-          <w:shd w:fill="F2F0EA" w:val="clear"/>
-        </w:rPr>
-        <w:t xml:space="preserve">404</w:t>
-      </w:r>
-      <w:r>
-        <w:rPr>
-          <w:rFonts w:ascii="Arial" w:cs="Arial" w:eastAsia="Arial" w:hAnsi="Arial"/>
-          <w:color w:val="1C2B3A"/>
-          <w:sz w:val="20"/>
-          <w:szCs w:val="20"/>
-        </w:rPr>
-        <w:t xml:space="preserve">, body </w:t>
-      </w:r>
-      <w:r>
-        <w:rPr>
-          <w:rFonts w:ascii="Consolas" w:cs="Consolas" w:eastAsia="Consolas" w:hAnsi="Consolas"/>
-          <w:color w:val="2A4258"/>
-          <w:sz w:val="18"/>
-          <w:szCs w:val="18"/>
-          <w:shd w:fill="F2F0EA" w:val="clear"/>
-        </w:rPr>
-        <w:t xml:space="preserve">{ "error": "not found" }</w:t>
-      </w:r>
-      <w:r>
-        <w:rPr>
-          <w:rFonts w:ascii="Arial" w:cs="Arial" w:eastAsia="Arial" w:hAnsi="Arial"/>
-          <w:color w:val="1C2B3A"/>
-          <w:sz w:val="20"/>
-          <w:szCs w:val="20"/>
-        </w:rPr>
-        <w:t xml:space="preserve">, and set its </w:t>
-      </w:r>
-      <w:r>
-        <w:rPr>
-          <w:rFonts w:ascii="Arial" w:cs="Arial" w:eastAsia="Arial" w:hAnsi="Arial"/>
-          <w:b/>
-          <w:bCs/>
-          <w:color w:val="1C2B3A"/>
-          <w:sz w:val="20"/>
-          <w:szCs w:val="20"/>
-        </w:rPr>
-        <w:t xml:space="preserve">Configure run after</w:t>
-      </w:r>
-      <w:r>
-        <w:rPr>
-          <w:rFonts w:ascii="Arial" w:cs="Arial" w:eastAsia="Arial" w:hAnsi="Arial"/>
-          <w:color w:val="1C2B3A"/>
-          <w:sz w:val="20"/>
-          <w:szCs w:val="20"/>
-        </w:rPr>
-        <w:t xml:space="preserve"> to </w:t>
-      </w:r>
-      <w:r>
-        <w:rPr>
-          <w:rFonts w:ascii="Arial" w:cs="Arial" w:eastAsia="Arial" w:hAnsi="Arial"/>
-          <w:i/>
-          <w:iCs/>
-          <w:color w:val="1C2B3A"/>
-          <w:sz w:val="20"/>
-          <w:szCs w:val="20"/>
-        </w:rPr>
-        <w:t xml:space="preserve">has failed</w:t>
-      </w:r>
-      <w:r>
-        <w:rPr>
-          <w:rFonts w:ascii="Arial" w:cs="Arial" w:eastAsia="Arial" w:hAnsi="Arial"/>
-          <w:color w:val="1C2B3A"/>
-          <w:sz w:val="20"/>
-          <w:szCs w:val="20"/>
-        </w:rPr>
-        <w:t xml:space="preserve"> only. The app then says </w:t>
-      </w:r>
-      <w:r>
-        <w:rPr>
-          <w:rFonts w:ascii="Arial" w:cs="Arial" w:eastAsia="Arial" w:hAnsi="Arial"/>
-          <w:i/>
-          <w:iCs/>
-          <w:color w:val="1C2B3A"/>
-          <w:sz w:val="20"/>
-          <w:szCs w:val="20"/>
-        </w:rPr>
-        <w:t xml:space="preserve">"There is no variation file called … in that folder"</w:t>
-      </w:r>
-      <w:r>
-        <w:rPr>
-          <w:rFonts w:ascii="Arial" w:cs="Arial" w:eastAsia="Arial" w:hAnsi="Arial"/>
-          <w:color w:val="1C2B3A"/>
-          <w:sz w:val="20"/>
-          <w:szCs w:val="20"/>
-        </w:rPr>
-        <w:t xml:space="preserve"> instead of a timeout.</w:t>
-      </w:r>
-    </w:p>
-    <w:p>
-      <w:pPr>
-        <w:pStyle w:val="Heading2"/>
-        <w:spacing w:after="140" w:before="320"/>
-      </w:pPr>
-      <w:r>
-        <w:rPr>
-          <w:rFonts w:ascii="Arial" w:cs="Arial" w:eastAsia="Arial" w:hAnsi="Arial"/>
-          <w:b/>
-          <w:bCs/>
-          <w:color w:val="2A4258"/>
-          <w:sz w:val="24"/>
-          <w:szCs w:val="24"/>
-        </w:rPr>
-        <w:t xml:space="preserve">Step 7 — connect it</w:t>
-      </w:r>
-    </w:p>
-    <w:p>
-      <w:pPr>
-        <w:spacing w:after="160" w:line="276"/>
-      </w:pPr>
-      <w:r>
-        <w:rPr>
-          <w:rFonts w:ascii="Arial" w:cs="Arial" w:eastAsia="Arial" w:hAnsi="Arial"/>
-          <w:color w:val="1C2B3A"/>
-          <w:sz w:val="20"/>
-          <w:szCs w:val="20"/>
-        </w:rPr>
-        <w:t xml:space="preserve">Copy the trigger URL. Then either:</w:t>
+        <w:t xml:space="preserve">Step 3 — its variation file</w:t>
       </w:r>
     </w:p>
     <w:p>
@@ -2837,56 +2956,46 @@
           <w:sz w:val="20"/>
           <w:szCs w:val="20"/>
         </w:rPr>
-        <w:t xml:space="preserve">Administrator settings → Open a variation file</w:t>
-      </w:r>
-      <w:r>
-        <w:rPr>
-          <w:rFonts w:ascii="Arial" w:cs="Arial" w:eastAsia="Arial" w:hAnsi="Arial"/>
-          <w:color w:val="1C2B3A"/>
-          <w:sz w:val="20"/>
-          <w:szCs w:val="20"/>
-        </w:rPr>
-        <w:t xml:space="preserve">, paste it, </w:t>
-      </w:r>
-      <w:r>
-        <w:rPr>
-          <w:rFonts w:ascii="Arial" w:cs="Arial" w:eastAsia="Arial" w:hAnsi="Arial"/>
-          <w:b/>
-          <w:bCs/>
-          <w:color w:val="1C2B3A"/>
-          <w:sz w:val="20"/>
-          <w:szCs w:val="20"/>
-        </w:rPr>
-        <w:t xml:space="preserve">Save endpoints</w:t>
-      </w:r>
-      <w:r>
-        <w:rPr>
-          <w:rFonts w:ascii="Arial" w:cs="Arial" w:eastAsia="Arial" w:hAnsi="Arial"/>
-          <w:color w:val="1C2B3A"/>
-          <w:sz w:val="20"/>
-          <w:szCs w:val="20"/>
-        </w:rPr>
-        <w:t xml:space="preserve">, and </w:t>
-      </w:r>
-      <w:r>
-        <w:rPr>
-          <w:rFonts w:ascii="Arial" w:cs="Arial" w:eastAsia="Arial" w:hAnsi="Arial"/>
-          <w:b/>
-          <w:bCs/>
-          <w:color w:val="1C2B3A"/>
-          <w:sz w:val="20"/>
-          <w:szCs w:val="20"/>
-        </w:rPr>
-        <w:t xml:space="preserve">Build the URLs in</w:t>
-      </w:r>
-      <w:r>
-        <w:rPr>
-          <w:rFonts w:ascii="Arial" w:cs="Arial" w:eastAsia="Arial" w:hAnsi="Arial"/>
-          <w:color w:val="1C2B3A"/>
-          <w:sz w:val="20"/>
-          <w:szCs w:val="20"/>
-        </w:rPr>
-        <w:t xml:space="preserve"> as for the other flows; or</w:t>
+        <w:t xml:space="preserve">SharePoint → Get attachments</w:t>
+      </w:r>
+      <w:r>
+        <w:rPr>
+          <w:rFonts w:ascii="Arial" w:cs="Arial" w:eastAsia="Arial" w:hAnsi="Arial"/>
+          <w:color w:val="1C2B3A"/>
+          <w:sz w:val="20"/>
+          <w:szCs w:val="20"/>
+        </w:rPr>
+        <w:t xml:space="preserve"> — </w:t>
+      </w:r>
+      <w:r>
+        <w:rPr>
+          <w:rFonts w:ascii="Arial" w:cs="Arial" w:eastAsia="Arial" w:hAnsi="Arial"/>
+          <w:b/>
+          <w:bCs/>
+          <w:color w:val="1C2B3A"/>
+          <w:sz w:val="20"/>
+          <w:szCs w:val="20"/>
+        </w:rPr>
+        <w:t xml:space="preserve">Id</w:t>
+      </w:r>
+      <w:r>
+        <w:rPr>
+          <w:rFonts w:ascii="Arial" w:cs="Arial" w:eastAsia="Arial" w:hAnsi="Arial"/>
+          <w:color w:val="1C2B3A"/>
+          <w:sz w:val="20"/>
+          <w:szCs w:val="20"/>
+        </w:rPr>
+        <w:t xml:space="preserve"> </w:t>
+      </w:r>
+      <w:r>
+        <w:rPr>
+          <w:rFonts w:ascii="Consolas" w:cs="Consolas" w:eastAsia="Consolas" w:hAnsi="Consolas"/>
+          <w:color w:val="2A4258"/>
+          <w:sz w:val="18"/>
+          <w:szCs w:val="18"/>
+          <w:shd w:fill="F2F0EA" w:val="clear"/>
+        </w:rPr>
+        <w:t xml:space="preserve">@{first(body('Get_items')?['value'])?['ID']}</w:t>
       </w:r>
     </w:p>
     <w:p>
@@ -2901,6 +3010,660 @@
       <w:r>
         <w:rPr>
           <w:rFonts w:ascii="Arial" w:cs="Arial" w:eastAsia="Arial" w:hAnsi="Arial"/>
+          <w:b/>
+          <w:bCs/>
+          <w:color w:val="1C2B3A"/>
+          <w:sz w:val="20"/>
+          <w:szCs w:val="20"/>
+        </w:rPr>
+        <w:t xml:space="preserve">Data Operation → Filter array</w:t>
+      </w:r>
+      <w:r>
+        <w:rPr>
+          <w:rFonts w:ascii="Arial" w:cs="Arial" w:eastAsia="Arial" w:hAnsi="Arial"/>
+          <w:color w:val="1C2B3A"/>
+          <w:sz w:val="20"/>
+          <w:szCs w:val="20"/>
+        </w:rPr>
+        <w:t xml:space="preserve"> — </w:t>
+      </w:r>
+      <w:r>
+        <w:rPr>
+          <w:rFonts w:ascii="Arial" w:cs="Arial" w:eastAsia="Arial" w:hAnsi="Arial"/>
+          <w:b/>
+          <w:bCs/>
+          <w:color w:val="1C2B3A"/>
+          <w:sz w:val="20"/>
+          <w:szCs w:val="20"/>
+        </w:rPr>
+        <w:t xml:space="preserve">From</w:t>
+      </w:r>
+      <w:r>
+        <w:rPr>
+          <w:rFonts w:ascii="Arial" w:cs="Arial" w:eastAsia="Arial" w:hAnsi="Arial"/>
+          <w:color w:val="1C2B3A"/>
+          <w:sz w:val="20"/>
+          <w:szCs w:val="20"/>
+        </w:rPr>
+        <w:t xml:space="preserve"> </w:t>
+      </w:r>
+      <w:r>
+        <w:rPr>
+          <w:rFonts w:ascii="Consolas" w:cs="Consolas" w:eastAsia="Consolas" w:hAnsi="Consolas"/>
+          <w:color w:val="2A4258"/>
+          <w:sz w:val="18"/>
+          <w:szCs w:val="18"/>
+          <w:shd w:fill="F2F0EA" w:val="clear"/>
+        </w:rPr>
+        <w:t xml:space="preserve">@{body('Get_attachments')}</w:t>
+      </w:r>
+      <w:r>
+        <w:rPr>
+          <w:rFonts w:ascii="Arial" w:cs="Arial" w:eastAsia="Arial" w:hAnsi="Arial"/>
+          <w:color w:val="1C2B3A"/>
+          <w:sz w:val="20"/>
+          <w:szCs w:val="20"/>
+        </w:rPr>
+        <w:t xml:space="preserve">, advanced mode </w:t>
+      </w:r>
+      <w:r>
+        <w:rPr>
+          <w:rFonts w:ascii="Consolas" w:cs="Consolas" w:eastAsia="Consolas" w:hAnsi="Consolas"/>
+          <w:color w:val="2A4258"/>
+          <w:sz w:val="18"/>
+          <w:szCs w:val="18"/>
+          <w:shd w:fill="F2F0EA" w:val="clear"/>
+        </w:rPr>
+        <w:t xml:space="preserve">@endsWith(item()?['DisplayName'], 'Variation File.json')</w:t>
+      </w:r>
+    </w:p>
+    <w:p>
+      <w:pPr>
+        <w:pStyle w:val="ListParagraph"/>
+        <w:numPr>
+          <w:ilvl w:val="0"/>
+          <w:numId w:val="2"/>
+        </w:numPr>
+        <w:spacing w:after="80"/>
+      </w:pPr>
+      <w:r>
+        <w:rPr>
+          <w:rFonts w:ascii="Arial" w:cs="Arial" w:eastAsia="Arial" w:hAnsi="Arial"/>
+          <w:b/>
+          <w:bCs/>
+          <w:color w:val="1C2B3A"/>
+          <w:sz w:val="20"/>
+          <w:szCs w:val="20"/>
+        </w:rPr>
+        <w:t xml:space="preserve">SharePoint → Get attachment content</w:t>
+      </w:r>
+      <w:r>
+        <w:rPr>
+          <w:rFonts w:ascii="Arial" w:cs="Arial" w:eastAsia="Arial" w:hAnsi="Arial"/>
+          <w:color w:val="1C2B3A"/>
+          <w:sz w:val="20"/>
+          <w:szCs w:val="20"/>
+        </w:rPr>
+        <w:t xml:space="preserve"> — </w:t>
+      </w:r>
+      <w:r>
+        <w:rPr>
+          <w:rFonts w:ascii="Arial" w:cs="Arial" w:eastAsia="Arial" w:hAnsi="Arial"/>
+          <w:b/>
+          <w:bCs/>
+          <w:color w:val="1C2B3A"/>
+          <w:sz w:val="20"/>
+          <w:szCs w:val="20"/>
+        </w:rPr>
+        <w:t xml:space="preserve">Id</w:t>
+      </w:r>
+      <w:r>
+        <w:rPr>
+          <w:rFonts w:ascii="Arial" w:cs="Arial" w:eastAsia="Arial" w:hAnsi="Arial"/>
+          <w:color w:val="1C2B3A"/>
+          <w:sz w:val="20"/>
+          <w:szCs w:val="20"/>
+        </w:rPr>
+        <w:t xml:space="preserve"> as above, </w:t>
+      </w:r>
+      <w:r>
+        <w:rPr>
+          <w:rFonts w:ascii="Arial" w:cs="Arial" w:eastAsia="Arial" w:hAnsi="Arial"/>
+          <w:b/>
+          <w:bCs/>
+          <w:color w:val="1C2B3A"/>
+          <w:sz w:val="20"/>
+          <w:szCs w:val="20"/>
+        </w:rPr>
+        <w:t xml:space="preserve">File Identifier</w:t>
+      </w:r>
+      <w:r>
+        <w:rPr>
+          <w:rFonts w:ascii="Arial" w:cs="Arial" w:eastAsia="Arial" w:hAnsi="Arial"/>
+          <w:color w:val="1C2B3A"/>
+          <w:sz w:val="20"/>
+          <w:szCs w:val="20"/>
+        </w:rPr>
+        <w:t xml:space="preserve"> </w:t>
+      </w:r>
+      <w:r>
+        <w:rPr>
+          <w:rFonts w:ascii="Consolas" w:cs="Consolas" w:eastAsia="Consolas" w:hAnsi="Consolas"/>
+          <w:color w:val="2A4258"/>
+          <w:sz w:val="18"/>
+          <w:szCs w:val="18"/>
+          <w:shd w:fill="F2F0EA" w:val="clear"/>
+        </w:rPr>
+        <w:t xml:space="preserve">@{last(body('Filter_array'))?['Id']}</w:t>
+      </w:r>
+    </w:p>
+    <w:p>
+      <w:pPr>
+        <w:spacing w:after="160" w:line="276"/>
+      </w:pPr>
+      <w:r>
+        <w:rPr>
+          <w:rFonts w:ascii="Arial" w:cs="Arial" w:eastAsia="Arial" w:hAnsi="Arial"/>
+          <w:color w:val="1C2B3A"/>
+          <w:sz w:val="20"/>
+          <w:szCs w:val="20"/>
+        </w:rPr>
+        <w:t xml:space="preserve">Only a file ending </w:t>
+      </w:r>
+      <w:r>
+        <w:rPr>
+          <w:rFonts w:ascii="Consolas" w:cs="Consolas" w:eastAsia="Consolas" w:hAnsi="Consolas"/>
+          <w:color w:val="2A4258"/>
+          <w:sz w:val="18"/>
+          <w:szCs w:val="18"/>
+          <w:shd w:fill="F2F0EA" w:val="clear"/>
+        </w:rPr>
+        <w:t xml:space="preserve">Variation File.json</w:t>
+      </w:r>
+      <w:r>
+        <w:rPr>
+          <w:rFonts w:ascii="Arial" w:cs="Arial" w:eastAsia="Arial" w:hAnsi="Arial"/>
+          <w:color w:val="1C2B3A"/>
+          <w:sz w:val="20"/>
+          <w:szCs w:val="20"/>
+        </w:rPr>
+        <w:t xml:space="preserve">, on the row the request names, can ever come back: nobody holding the URL can read anything else in the list or the library.</w:t>
+      </w:r>
+    </w:p>
+    <w:p>
+      <w:pPr>
+        <w:pStyle w:val="Heading2"/>
+        <w:spacing w:after="140" w:before="320"/>
+      </w:pPr>
+      <w:r>
+        <w:rPr>
+          <w:rFonts w:ascii="Arial" w:cs="Arial" w:eastAsia="Arial" w:hAnsi="Arial"/>
+          <w:b/>
+          <w:bCs/>
+          <w:color w:val="2A4258"/>
+          <w:sz w:val="24"/>
+          <w:szCs w:val="24"/>
+        </w:rPr>
+        <w:t xml:space="preserve">Step 4 — reply</w:t>
+      </w:r>
+    </w:p>
+    <w:p>
+      <w:pPr>
+        <w:spacing w:after="160" w:line="276"/>
+      </w:pPr>
+      <w:r>
+        <w:rPr>
+          <w:rFonts w:ascii="Arial" w:cs="Arial" w:eastAsia="Arial" w:hAnsi="Arial"/>
+          <w:b/>
+          <w:bCs/>
+          <w:color w:val="1C2B3A"/>
+          <w:sz w:val="20"/>
+          <w:szCs w:val="20"/>
+        </w:rPr>
+        <w:t xml:space="preserve">Response</w:t>
+      </w:r>
+      <w:r>
+        <w:rPr>
+          <w:rFonts w:ascii="Arial" w:cs="Arial" w:eastAsia="Arial" w:hAnsi="Arial"/>
+          <w:color w:val="1C2B3A"/>
+          <w:sz w:val="20"/>
+          <w:szCs w:val="20"/>
+        </w:rPr>
+        <w:t xml:space="preserve">, status </w:t>
+      </w:r>
+      <w:r>
+        <w:rPr>
+          <w:rFonts w:ascii="Consolas" w:cs="Consolas" w:eastAsia="Consolas" w:hAnsi="Consolas"/>
+          <w:color w:val="2A4258"/>
+          <w:sz w:val="18"/>
+          <w:szCs w:val="18"/>
+          <w:shd w:fill="F2F0EA" w:val="clear"/>
+        </w:rPr>
+        <w:t xml:space="preserve">200</w:t>
+      </w:r>
+      <w:r>
+        <w:rPr>
+          <w:rFonts w:ascii="Arial" w:cs="Arial" w:eastAsia="Arial" w:hAnsi="Arial"/>
+          <w:color w:val="1C2B3A"/>
+          <w:sz w:val="20"/>
+          <w:szCs w:val="20"/>
+        </w:rPr>
+        <w:t xml:space="preserve">, body:</w:t>
+      </w:r>
+    </w:p>
+    <w:p>
+      <w:pPr>
+        <w:pBdr>
+          <w:left w:val="single" w:color="4C5C6D" w:sz="12" w:space="8"/>
+        </w:pBdr>
+        <w:shd w:fill="F2F0EA" w:val="clear"/>
+        <w:spacing w:after="160" w:before="120"/>
+        <w:ind w:left="220" w:right="220"/>
+      </w:pPr>
+      <w:r>
+        <w:rPr>
+          <w:rFonts w:ascii="Consolas" w:cs="Consolas" w:eastAsia="Consolas" w:hAnsi="Consolas"/>
+          <w:color w:val="1C2B3A"/>
+          <w:sz w:val="17"/>
+          <w:szCs w:val="17"/>
+        </w:rPr>
+        <w:t xml:space="preserve">{ "$content": "@{base64(body('Get_attachment_content'))}" }</w:t>
+      </w:r>
+    </w:p>
+    <w:p>
+      <w:pPr>
+        <w:spacing w:after="160" w:line="276"/>
+      </w:pPr>
+      <w:r>
+        <w:rPr>
+          <w:rFonts w:ascii="Arial" w:cs="Arial" w:eastAsia="Arial" w:hAnsi="Arial"/>
+          <w:color w:val="1C2B3A"/>
+          <w:sz w:val="20"/>
+          <w:szCs w:val="20"/>
+        </w:rPr>
+        <w:t xml:space="preserve">Add the same two headers as flow 1, </w:t>
+      </w:r>
+      <w:r>
+        <w:rPr>
+          <w:rFonts w:ascii="Arial" w:cs="Arial" w:eastAsia="Arial" w:hAnsi="Arial"/>
+          <w:b/>
+          <w:bCs/>
+          <w:color w:val="1C2B3A"/>
+          <w:sz w:val="20"/>
+          <w:szCs w:val="20"/>
+        </w:rPr>
+        <w:t xml:space="preserve">step 6</w:t>
+      </w:r>
+      <w:r>
+        <w:rPr>
+          <w:rFonts w:ascii="Arial" w:cs="Arial" w:eastAsia="Arial" w:hAnsi="Arial"/>
+          <w:color w:val="1C2B3A"/>
+          <w:sz w:val="20"/>
+          <w:szCs w:val="20"/>
+        </w:rPr>
+        <w:t xml:space="preserve"> — </w:t>
+      </w:r>
+      <w:r>
+        <w:rPr>
+          <w:rFonts w:ascii="Consolas" w:cs="Consolas" w:eastAsia="Consolas" w:hAnsi="Consolas"/>
+          <w:color w:val="2A4258"/>
+          <w:sz w:val="18"/>
+          <w:szCs w:val="18"/>
+          <w:shd w:fill="F2F0EA" w:val="clear"/>
+        </w:rPr>
+        <w:t xml:space="preserve">Content-Type: application/json</w:t>
+      </w:r>
+      <w:r>
+        <w:rPr>
+          <w:rFonts w:ascii="Arial" w:cs="Arial" w:eastAsia="Arial" w:hAnsi="Arial"/>
+          <w:color w:val="1C2B3A"/>
+          <w:sz w:val="20"/>
+          <w:szCs w:val="20"/>
+        </w:rPr>
+        <w:t xml:space="preserve"> and </w:t>
+      </w:r>
+      <w:r>
+        <w:rPr>
+          <w:rFonts w:ascii="Consolas" w:cs="Consolas" w:eastAsia="Consolas" w:hAnsi="Consolas"/>
+          <w:color w:val="2A4258"/>
+          <w:sz w:val="18"/>
+          <w:szCs w:val="18"/>
+          <w:shd w:fill="F2F0EA" w:val="clear"/>
+        </w:rPr>
+        <w:t xml:space="preserve">Access-Control-Allow-Origin</w:t>
+      </w:r>
+      <w:r>
+        <w:rPr>
+          <w:rFonts w:ascii="Arial" w:cs="Arial" w:eastAsia="Arial" w:hAnsi="Arial"/>
+          <w:color w:val="1C2B3A"/>
+          <w:sz w:val="20"/>
+          <w:szCs w:val="20"/>
+        </w:rPr>
+        <w:t xml:space="preserve">. Without the second, the browser cannot read the reply, and unlike filing there is nothing to fall back to: opening needs the answer.</w:t>
+      </w:r>
+    </w:p>
+    <w:p>
+      <w:pPr>
+        <w:pStyle w:val="Heading2"/>
+        <w:spacing w:after="140" w:before="320"/>
+      </w:pPr>
+      <w:r>
+        <w:rPr>
+          <w:rFonts w:ascii="Arial" w:cs="Arial" w:eastAsia="Arial" w:hAnsi="Arial"/>
+          <w:b/>
+          <w:bCs/>
+          <w:color w:val="2A4258"/>
+          <w:sz w:val="24"/>
+          <w:szCs w:val="24"/>
+        </w:rPr>
+        <w:t xml:space="preserve">Step 5 — when there is no file</w:t>
+      </w:r>
+    </w:p>
+    <w:p>
+      <w:pPr>
+        <w:spacing w:after="160" w:line="276"/>
+      </w:pPr>
+      <w:r>
+        <w:rPr>
+          <w:rFonts w:ascii="Arial" w:cs="Arial" w:eastAsia="Arial" w:hAnsi="Arial"/>
+          <w:color w:val="1C2B3A"/>
+          <w:sz w:val="20"/>
+          <w:szCs w:val="20"/>
+        </w:rPr>
+        <w:t xml:space="preserve">Add a second </w:t>
+      </w:r>
+      <w:r>
+        <w:rPr>
+          <w:rFonts w:ascii="Arial" w:cs="Arial" w:eastAsia="Arial" w:hAnsi="Arial"/>
+          <w:b/>
+          <w:bCs/>
+          <w:color w:val="1C2B3A"/>
+          <w:sz w:val="20"/>
+          <w:szCs w:val="20"/>
+        </w:rPr>
+        <w:t xml:space="preserve">Response</w:t>
+      </w:r>
+      <w:r>
+        <w:rPr>
+          <w:rFonts w:ascii="Arial" w:cs="Arial" w:eastAsia="Arial" w:hAnsi="Arial"/>
+          <w:color w:val="1C2B3A"/>
+          <w:sz w:val="20"/>
+          <w:szCs w:val="20"/>
+        </w:rPr>
+        <w:t xml:space="preserve"> after </w:t>
+      </w:r>
+      <w:r>
+        <w:rPr>
+          <w:rFonts w:ascii="Arial" w:cs="Arial" w:eastAsia="Arial" w:hAnsi="Arial"/>
+          <w:i/>
+          <w:iCs/>
+          <w:color w:val="1C2B3A"/>
+          <w:sz w:val="20"/>
+          <w:szCs w:val="20"/>
+        </w:rPr>
+        <w:t xml:space="preserve">Get attachment content</w:t>
+      </w:r>
+      <w:r>
+        <w:rPr>
+          <w:rFonts w:ascii="Arial" w:cs="Arial" w:eastAsia="Arial" w:hAnsi="Arial"/>
+          <w:color w:val="1C2B3A"/>
+          <w:sz w:val="20"/>
+          <w:szCs w:val="20"/>
+        </w:rPr>
+        <w:t xml:space="preserve">, status </w:t>
+      </w:r>
+      <w:r>
+        <w:rPr>
+          <w:rFonts w:ascii="Consolas" w:cs="Consolas" w:eastAsia="Consolas" w:hAnsi="Consolas"/>
+          <w:color w:val="2A4258"/>
+          <w:sz w:val="18"/>
+          <w:szCs w:val="18"/>
+          <w:shd w:fill="F2F0EA" w:val="clear"/>
+        </w:rPr>
+        <w:t xml:space="preserve">404</w:t>
+      </w:r>
+      <w:r>
+        <w:rPr>
+          <w:rFonts w:ascii="Arial" w:cs="Arial" w:eastAsia="Arial" w:hAnsi="Arial"/>
+          <w:color w:val="1C2B3A"/>
+          <w:sz w:val="20"/>
+          <w:szCs w:val="20"/>
+        </w:rPr>
+        <w:t xml:space="preserve">, body </w:t>
+      </w:r>
+      <w:r>
+        <w:rPr>
+          <w:rFonts w:ascii="Consolas" w:cs="Consolas" w:eastAsia="Consolas" w:hAnsi="Consolas"/>
+          <w:color w:val="2A4258"/>
+          <w:sz w:val="18"/>
+          <w:szCs w:val="18"/>
+          <w:shd w:fill="F2F0EA" w:val="clear"/>
+        </w:rPr>
+        <w:t xml:space="preserve">{ "error": "not found" }</w:t>
+      </w:r>
+      <w:r>
+        <w:rPr>
+          <w:rFonts w:ascii="Arial" w:cs="Arial" w:eastAsia="Arial" w:hAnsi="Arial"/>
+          <w:color w:val="1C2B3A"/>
+          <w:sz w:val="20"/>
+          <w:szCs w:val="20"/>
+        </w:rPr>
+        <w:t xml:space="preserve">, with </w:t>
+      </w:r>
+      <w:r>
+        <w:rPr>
+          <w:rFonts w:ascii="Arial" w:cs="Arial" w:eastAsia="Arial" w:hAnsi="Arial"/>
+          <w:b/>
+          <w:bCs/>
+          <w:color w:val="1C2B3A"/>
+          <w:sz w:val="20"/>
+          <w:szCs w:val="20"/>
+        </w:rPr>
+        <w:t xml:space="preserve">Configure run after</w:t>
+      </w:r>
+      <w:r>
+        <w:rPr>
+          <w:rFonts w:ascii="Arial" w:cs="Arial" w:eastAsia="Arial" w:hAnsi="Arial"/>
+          <w:color w:val="1C2B3A"/>
+          <w:sz w:val="20"/>
+          <w:szCs w:val="20"/>
+        </w:rPr>
+        <w:t xml:space="preserve"> set to </w:t>
+      </w:r>
+      <w:r>
+        <w:rPr>
+          <w:rFonts w:ascii="Arial" w:cs="Arial" w:eastAsia="Arial" w:hAnsi="Arial"/>
+          <w:i/>
+          <w:iCs/>
+          <w:color w:val="1C2B3A"/>
+          <w:sz w:val="20"/>
+          <w:szCs w:val="20"/>
+        </w:rPr>
+        <w:t xml:space="preserve">has failed</w:t>
+      </w:r>
+      <w:r>
+        <w:rPr>
+          <w:rFonts w:ascii="Arial" w:cs="Arial" w:eastAsia="Arial" w:hAnsi="Arial"/>
+          <w:color w:val="1C2B3A"/>
+          <w:sz w:val="20"/>
+          <w:szCs w:val="20"/>
+        </w:rPr>
+        <w:t xml:space="preserve"> </w:t>
+      </w:r>
+      <w:r>
+        <w:rPr>
+          <w:rFonts w:ascii="Arial" w:cs="Arial" w:eastAsia="Arial" w:hAnsi="Arial"/>
+          <w:b/>
+          <w:bCs/>
+          <w:color w:val="1C2B3A"/>
+          <w:sz w:val="20"/>
+          <w:szCs w:val="20"/>
+        </w:rPr>
+        <w:t xml:space="preserve">and</w:t>
+      </w:r>
+      <w:r>
+        <w:rPr>
+          <w:rFonts w:ascii="Arial" w:cs="Arial" w:eastAsia="Arial" w:hAnsi="Arial"/>
+          <w:color w:val="1C2B3A"/>
+          <w:sz w:val="20"/>
+          <w:szCs w:val="20"/>
+        </w:rPr>
+        <w:t xml:space="preserve"> </w:t>
+      </w:r>
+      <w:r>
+        <w:rPr>
+          <w:rFonts w:ascii="Arial" w:cs="Arial" w:eastAsia="Arial" w:hAnsi="Arial"/>
+          <w:i/>
+          <w:iCs/>
+          <w:color w:val="1C2B3A"/>
+          <w:sz w:val="20"/>
+          <w:szCs w:val="20"/>
+        </w:rPr>
+        <w:t xml:space="preserve">is skipped</w:t>
+      </w:r>
+      <w:r>
+        <w:rPr>
+          <w:rFonts w:ascii="Arial" w:cs="Arial" w:eastAsia="Arial" w:hAnsi="Arial"/>
+          <w:color w:val="1C2B3A"/>
+          <w:sz w:val="20"/>
+          <w:szCs w:val="20"/>
+        </w:rPr>
+        <w:t xml:space="preserve">. No row, or a row with no variation file, both end there, and the app says </w:t>
+      </w:r>
+      <w:r>
+        <w:rPr>
+          <w:rFonts w:ascii="Arial" w:cs="Arial" w:eastAsia="Arial" w:hAnsi="Arial"/>
+          <w:i/>
+          <w:iCs/>
+          <w:color w:val="1C2B3A"/>
+          <w:sz w:val="20"/>
+          <w:szCs w:val="20"/>
+        </w:rPr>
+        <w:t xml:space="preserve">"There is no variation file attached to VAR-042 in the log"</w:t>
+      </w:r>
+      <w:r>
+        <w:rPr>
+          <w:rFonts w:ascii="Arial" w:cs="Arial" w:eastAsia="Arial" w:hAnsi="Arial"/>
+          <w:color w:val="1C2B3A"/>
+          <w:sz w:val="20"/>
+          <w:szCs w:val="20"/>
+        </w:rPr>
+        <w:t xml:space="preserve"> and opens the log's copy of the form instead.</w:t>
+      </w:r>
+    </w:p>
+    <w:p>
+      <w:pPr>
+        <w:pStyle w:val="Heading2"/>
+        <w:spacing w:after="140" w:before="320"/>
+      </w:pPr>
+      <w:r>
+        <w:rPr>
+          <w:rFonts w:ascii="Arial" w:cs="Arial" w:eastAsia="Arial" w:hAnsi="Arial"/>
+          <w:b/>
+          <w:bCs/>
+          <w:color w:val="2A4258"/>
+          <w:sz w:val="24"/>
+          <w:szCs w:val="24"/>
+        </w:rPr>
+        <w:t xml:space="preserve">Step 6 — connect it</w:t>
+      </w:r>
+    </w:p>
+    <w:p>
+      <w:pPr>
+        <w:spacing w:after="160" w:line="276"/>
+      </w:pPr>
+      <w:r>
+        <w:rPr>
+          <w:rFonts w:ascii="Arial" w:cs="Arial" w:eastAsia="Arial" w:hAnsi="Arial"/>
+          <w:color w:val="1C2B3A"/>
+          <w:sz w:val="20"/>
+          <w:szCs w:val="20"/>
+        </w:rPr>
+        <w:t xml:space="preserve">Copy the trigger URL. Then either:</w:t>
+      </w:r>
+    </w:p>
+    <w:p>
+      <w:pPr>
+        <w:pStyle w:val="ListParagraph"/>
+        <w:numPr>
+          <w:ilvl w:val="0"/>
+          <w:numId w:val="2"/>
+        </w:numPr>
+        <w:spacing w:after="80"/>
+      </w:pPr>
+      <w:r>
+        <w:rPr>
+          <w:rFonts w:ascii="Arial" w:cs="Arial" w:eastAsia="Arial" w:hAnsi="Arial"/>
+          <w:b/>
+          <w:bCs/>
+          <w:color w:val="1C2B3A"/>
+          <w:sz w:val="20"/>
+          <w:szCs w:val="20"/>
+        </w:rPr>
+        <w:t xml:space="preserve">Administrator settings → Open a variation file</w:t>
+      </w:r>
+      <w:r>
+        <w:rPr>
+          <w:rFonts w:ascii="Arial" w:cs="Arial" w:eastAsia="Arial" w:hAnsi="Arial"/>
+          <w:color w:val="1C2B3A"/>
+          <w:sz w:val="20"/>
+          <w:szCs w:val="20"/>
+        </w:rPr>
+        <w:t xml:space="preserve">, paste it, </w:t>
+      </w:r>
+      <w:r>
+        <w:rPr>
+          <w:rFonts w:ascii="Arial" w:cs="Arial" w:eastAsia="Arial" w:hAnsi="Arial"/>
+          <w:b/>
+          <w:bCs/>
+          <w:color w:val="1C2B3A"/>
+          <w:sz w:val="20"/>
+          <w:szCs w:val="20"/>
+        </w:rPr>
+        <w:t xml:space="preserve">Save endpoints</w:t>
+      </w:r>
+      <w:r>
+        <w:rPr>
+          <w:rFonts w:ascii="Arial" w:cs="Arial" w:eastAsia="Arial" w:hAnsi="Arial"/>
+          <w:color w:val="1C2B3A"/>
+          <w:sz w:val="20"/>
+          <w:szCs w:val="20"/>
+        </w:rPr>
+        <w:t xml:space="preserve">, and </w:t>
+      </w:r>
+      <w:r>
+        <w:rPr>
+          <w:rFonts w:ascii="Arial" w:cs="Arial" w:eastAsia="Arial" w:hAnsi="Arial"/>
+          <w:b/>
+          <w:bCs/>
+          <w:color w:val="1C2B3A"/>
+          <w:sz w:val="20"/>
+          <w:szCs w:val="20"/>
+        </w:rPr>
+        <w:t xml:space="preserve">Build the URLs in</w:t>
+      </w:r>
+      <w:r>
+        <w:rPr>
+          <w:rFonts w:ascii="Arial" w:cs="Arial" w:eastAsia="Arial" w:hAnsi="Arial"/>
+          <w:color w:val="1C2B3A"/>
+          <w:sz w:val="20"/>
+          <w:szCs w:val="20"/>
+        </w:rPr>
+        <w:t xml:space="preserve"> as for the other flows; or</w:t>
+      </w:r>
+    </w:p>
+    <w:p>
+      <w:pPr>
+        <w:pStyle w:val="ListParagraph"/>
+        <w:numPr>
+          <w:ilvl w:val="0"/>
+          <w:numId w:val="2"/>
+        </w:numPr>
+        <w:spacing w:after="80"/>
+      </w:pPr>
+      <w:r>
+        <w:rPr>
+          <w:rFonts w:ascii="Arial" w:cs="Arial" w:eastAsia="Arial" w:hAnsi="Arial"/>
           <w:color w:val="1C2B3A"/>
           <w:sz w:val="20"/>
           <w:szCs w:val="20"/>
@@ -3055,7 +3818,7 @@
           <w:sz w:val="20"/>
           <w:szCs w:val="20"/>
         </w:rPr>
-        <w:t xml:space="preserve"> on the review tab. The two lines under the button should read </w:t>
+        <w:t xml:space="preserve"> on the review tab. The log line on the cover sheet should read </w:t>
       </w:r>
       <w:r>
         <w:rPr>
@@ -3066,36 +3829,7 @@
           <w:sz w:val="20"/>
           <w:szCs w:val="20"/>
         </w:rPr>
-        <w:t xml:space="preserve">Filed to SharePoint: …pdf</w:t>
-      </w:r>
-      <w:r>
-        <w:rPr>
-          <w:rFonts w:ascii="Arial" w:cs="Arial" w:eastAsia="Arial" w:hAnsi="Arial"/>
-          <w:color w:val="1C2B3A"/>
-          <w:sz w:val="20"/>
-          <w:szCs w:val="20"/>
-        </w:rPr>
-        <w:t xml:space="preserve"> and </w:t>
-      </w:r>
-      <w:r>
-        <w:rPr>
-          <w:rFonts w:ascii="Arial" w:cs="Arial" w:eastAsia="Arial" w:hAnsi="Arial"/>
-          <w:i/>
-          <w:iCs/>
-          <w:color w:val="1C2B3A"/>
-          <w:sz w:val="20"/>
-          <w:szCs w:val="20"/>
-        </w:rPr>
-        <w:t xml:space="preserve">Variation file saved to SharePoint: …json</w:t>
-      </w:r>
-      <w:r>
-        <w:rPr>
-          <w:rFonts w:ascii="Arial" w:cs="Arial" w:eastAsia="Arial" w:hAnsi="Arial"/>
-          <w:color w:val="1C2B3A"/>
-          <w:sz w:val="20"/>
-          <w:szCs w:val="20"/>
-        </w:rPr>
-        <w:t xml:space="preserve">.</w:t>
+        <w:t xml:space="preserve">Saved to the log as VAR-…, with its variation file attached.</w:t>
       </w:r>
     </w:p>
     <w:p>
@@ -3114,7 +3848,26 @@
           <w:sz w:val="20"/>
           <w:szCs w:val="20"/>
         </w:rPr>
-        <w:t xml:space="preserve">Look in the project folder: both files are there.</w:t>
+        <w:t xml:space="preserve">Open the variation log in SharePoint: the row has a paperclip, and the attachment is the </w:t>
+      </w:r>
+      <w:r>
+        <w:rPr>
+          <w:rFonts w:ascii="Consolas" w:cs="Consolas" w:eastAsia="Consolas" w:hAnsi="Consolas"/>
+          <w:color w:val="2A4258"/>
+          <w:sz w:val="18"/>
+          <w:szCs w:val="18"/>
+          <w:shd w:fill="F2F0EA" w:val="clear"/>
+        </w:rPr>
+        <w:t xml:space="preserve">… - Variation File.json</w:t>
+      </w:r>
+      <w:r>
+        <w:rPr>
+          <w:rFonts w:ascii="Arial" w:cs="Arial" w:eastAsia="Arial" w:hAnsi="Arial"/>
+          <w:color w:val="1C2B3A"/>
+          <w:sz w:val="20"/>
+          <w:szCs w:val="20"/>
+        </w:rPr>
+        <w:t xml:space="preserve">. The project folder holds the PDF only.</w:t>
       </w:r>
     </w:p>
     <w:p>
@@ -3133,27 +3886,7 @@
           <w:sz w:val="20"/>
           <w:szCs w:val="20"/>
         </w:rPr>
-        <w:t xml:space="preserve">On another computer (or a private window), pick the same office and project, open the variation from </w:t>
-      </w:r>
-      <w:r>
-        <w:rPr>
-          <w:rFonts w:ascii="Arial" w:cs="Arial" w:eastAsia="Arial" w:hAnsi="Arial"/>
-          <w:b/>
-          <w:bCs/>
-          <w:color w:val="1C2B3A"/>
-          <w:sz w:val="20"/>
-          <w:szCs w:val="20"/>
-        </w:rPr>
-        <w:t xml:space="preserve">Previous variations</w:t>
-      </w:r>
-      <w:r>
-        <w:rPr>
-          <w:rFonts w:ascii="Arial" w:cs="Arial" w:eastAsia="Arial" w:hAnsi="Arial"/>
-          <w:color w:val="1C2B3A"/>
-          <w:sz w:val="20"/>
-          <w:szCs w:val="20"/>
-        </w:rPr>
-        <w:t xml:space="preserve">. The status should read </w:t>
+        <w:t xml:space="preserve">On another computer (or a private window), pick the same office and project, and open the variation from the dashboard. The status should read </w:t>
       </w:r>
       <w:r>
         <w:rPr>
@@ -3220,7 +3953,7 @@
           <w:sz w:val="20"/>
           <w:szCs w:val="20"/>
         </w:rPr>
-        <w:t xml:space="preserve"> Attachments are inside the file, so a variation with large drawing sets makes a large file — roughly the size of the attachments plus a third. Power Automate's HTTP trigger takes up to 100 MB.</w:t>
+        <w:t xml:space="preserve"> Attachments are inside the file, so a variation with large drawing sets makes a large file — roughly the size of the attachments plus a third. Power Automate's HTTP trigger takes up to 100 MB. Through the Netlify proxy (flow URLs held on the server) a request is capped at about 6 MB; a bigger one is refused, and the app saves the row without the file and says so.</w:t>
       </w:r>
     </w:p>
     <w:p>
@@ -3241,16 +3974,16 @@
           <w:sz w:val="20"/>
           <w:szCs w:val="20"/>
         </w:rPr>
-        <w:t xml:space="preserve">Overwrites.</w:t>
-      </w:r>
-      <w:r>
-        <w:rPr>
-          <w:rFonts w:ascii="Arial" w:cs="Arial" w:eastAsia="Arial" w:hAnsi="Arial"/>
-          <w:color w:val="1C2B3A"/>
-          <w:sz w:val="20"/>
-          <w:szCs w:val="20"/>
-        </w:rPr>
-        <w:t xml:space="preserve"> Saving again replaces the file of the same name, as Create file does for the PDF. A revision (</w:t>
+        <w:t xml:space="preserve">One file per row.</w:t>
+      </w:r>
+      <w:r>
+        <w:rPr>
+          <w:rFonts w:ascii="Arial" w:cs="Arial" w:eastAsia="Arial" w:hAnsi="Arial"/>
+          <w:color w:val="1C2B3A"/>
+          <w:sz w:val="20"/>
+          <w:szCs w:val="20"/>
+        </w:rPr>
+        <w:t xml:space="preserve"> Saving again replaces the row's variation file. A revision (</w:t>
       </w:r>
       <w:r>
         <w:rPr>
@@ -3269,7 +4002,7 @@
           <w:sz w:val="20"/>
           <w:szCs w:val="20"/>
         </w:rPr>
-        <w:t xml:space="preserve">) has its own name, so its own file.</w:t>
+        <w:t xml:space="preserve">) is its own row, so it keeps its own.</w:t>
       </w:r>
     </w:p>
     <w:p>
@@ -3290,16 +4023,16 @@
           <w:sz w:val="20"/>
           <w:szCs w:val="20"/>
         </w:rPr>
-        <w:t xml:space="preserve">The log row.</w:t>
-      </w:r>
-      <w:r>
-        <w:rPr>
-          <w:rFonts w:ascii="Arial" w:cs="Arial" w:eastAsia="Arial" w:hAnsi="Arial"/>
-          <w:color w:val="1C2B3A"/>
-          <w:sz w:val="20"/>
-          <w:szCs w:val="20"/>
-        </w:rPr>
-        <w:t xml:space="preserve"> The log write now also sends </w:t>
+        <w:t xml:space="preserve">Variations saved before this change</w:t>
+      </w:r>
+      <w:r>
+        <w:rPr>
+          <w:rFonts w:ascii="Arial" w:cs="Arial" w:eastAsia="Arial" w:hAnsi="Arial"/>
+          <w:color w:val="1C2B3A"/>
+          <w:sz w:val="20"/>
+          <w:szCs w:val="20"/>
+        </w:rPr>
+        <w:t xml:space="preserve"> have their variation file in the project folder. They still reopen from the log, without their attachments; open the folder's </w:t>
       </w:r>
       <w:r>
         <w:rPr>
@@ -3309,6 +4042,95 @@
           <w:szCs w:val="18"/>
           <w:shd w:fill="F2F0EA" w:val="clear"/>
         </w:rPr>
+        <w:t xml:space="preserve">.json</w:t>
+      </w:r>
+      <w:r>
+        <w:rPr>
+          <w:rFonts w:ascii="Arial" w:cs="Arial" w:eastAsia="Arial" w:hAnsi="Arial"/>
+          <w:color w:val="1C2B3A"/>
+          <w:sz w:val="20"/>
+          <w:szCs w:val="20"/>
+        </w:rPr>
+        <w:t xml:space="preserve"> with </w:t>
+      </w:r>
+      <w:r>
+        <w:rPr>
+          <w:rFonts w:ascii="Arial" w:cs="Arial" w:eastAsia="Arial" w:hAnsi="Arial"/>
+          <w:i/>
+          <w:iCs/>
+          <w:color w:val="1C2B3A"/>
+          <w:sz w:val="20"/>
+          <w:szCs w:val="20"/>
+        </w:rPr>
+        <w:t xml:space="preserve">open a file from this computer</w:t>
+      </w:r>
+      <w:r>
+        <w:rPr>
+          <w:rFonts w:ascii="Arial" w:cs="Arial" w:eastAsia="Arial" w:hAnsi="Arial"/>
+          <w:color w:val="1C2B3A"/>
+          <w:sz w:val="20"/>
+          <w:szCs w:val="20"/>
+        </w:rPr>
+        <w:t xml:space="preserve"> to get those back, then </w:t>
+      </w:r>
+      <w:r>
+        <w:rPr>
+          <w:rFonts w:ascii="Arial" w:cs="Arial" w:eastAsia="Arial" w:hAnsi="Arial"/>
+          <w:b/>
+          <w:bCs/>
+          <w:color w:val="1C2B3A"/>
+          <w:sz w:val="20"/>
+          <w:szCs w:val="20"/>
+        </w:rPr>
+        <w:t xml:space="preserve">Attach to the log now</w:t>
+      </w:r>
+      <w:r>
+        <w:rPr>
+          <w:rFonts w:ascii="Arial" w:cs="Arial" w:eastAsia="Arial" w:hAnsi="Arial"/>
+          <w:color w:val="1C2B3A"/>
+          <w:sz w:val="20"/>
+          <w:szCs w:val="20"/>
+        </w:rPr>
+        <w:t xml:space="preserve"> to move it onto the row.</w:t>
+      </w:r>
+    </w:p>
+    <w:p>
+      <w:pPr>
+        <w:pStyle w:val="ListParagraph"/>
+        <w:numPr>
+          <w:ilvl w:val="0"/>
+          <w:numId w:val="2"/>
+        </w:numPr>
+        <w:spacing w:after="80"/>
+      </w:pPr>
+      <w:r>
+        <w:rPr>
+          <w:rFonts w:ascii="Arial" w:cs="Arial" w:eastAsia="Arial" w:hAnsi="Arial"/>
+          <w:b/>
+          <w:bCs/>
+          <w:color w:val="1C2B3A"/>
+          <w:sz w:val="20"/>
+          <w:szCs w:val="20"/>
+        </w:rPr>
+        <w:t xml:space="preserve">The log row.</w:t>
+      </w:r>
+      <w:r>
+        <w:rPr>
+          <w:rFonts w:ascii="Arial" w:cs="Arial" w:eastAsia="Arial" w:hAnsi="Arial"/>
+          <w:color w:val="1C2B3A"/>
+          <w:sz w:val="20"/>
+          <w:szCs w:val="20"/>
+        </w:rPr>
+        <w:t xml:space="preserve"> The log write also sends </w:t>
+      </w:r>
+      <w:r>
+        <w:rPr>
+          <w:rFonts w:ascii="Consolas" w:cs="Consolas" w:eastAsia="Consolas" w:hAnsi="Consolas"/>
+          <w:color w:val="2A4258"/>
+          <w:sz w:val="18"/>
+          <w:szCs w:val="18"/>
+          <w:shd w:fill="F2F0EA" w:val="clear"/>
+        </w:rPr>
         <w:t xml:space="preserve">variationFile</w:t>
       </w:r>
       <w:r>
@@ -3318,7 +4140,7 @@
           <w:sz w:val="20"/>
           <w:szCs w:val="20"/>
         </w:rPr>
-        <w:t xml:space="preserve"> (the file's name). Map it to a column if you want to see it in the list; the app does not need you to, because the name is also inside the saved form.</w:t>
+        <w:t xml:space="preserve"> (the file's name). Map it to a column if you want to see it in the list; the app does not need you to.</w:t>
       </w:r>
     </w:p>
     <w:sectPr>

--- a/docs/word/9 - Saving and Reopening Variation Files.docx
+++ b/docs/word/9 - Saving and Reopening Variation Files.docx
@@ -2013,16 +2013,16 @@
           <w:sz w:val="20"/>
           <w:szCs w:val="20"/>
         </w:rPr>
-        <w:t xml:space="preserve">SharePoint → Delete attachment</w:t>
-      </w:r>
-      <w:r>
-        <w:rPr>
-          <w:rFonts w:ascii="Arial" w:cs="Arial" w:eastAsia="Arial" w:hAnsi="Arial"/>
-          <w:color w:val="1C2B3A"/>
-          <w:sz w:val="20"/>
-          <w:szCs w:val="20"/>
-        </w:rPr>
-        <w:t xml:space="preserve">, which goes inside an </w:t>
+        <w:t xml:space="preserve">Control → Apply to each</w:t>
+      </w:r>
+      <w:r>
+        <w:rPr>
+          <w:rFonts w:ascii="Arial" w:cs="Arial" w:eastAsia="Arial" w:hAnsi="Arial"/>
+          <w:color w:val="1C2B3A"/>
+          <w:sz w:val="20"/>
+          <w:szCs w:val="20"/>
+        </w:rPr>
+        <w:t xml:space="preserve"> (the new designer calls it </w:t>
       </w:r>
       <w:r>
         <w:rPr>
@@ -2033,16 +2033,16 @@
           <w:sz w:val="20"/>
           <w:szCs w:val="20"/>
         </w:rPr>
-        <w:t xml:space="preserve">Apply to each</w:t>
-      </w:r>
-      <w:r>
-        <w:rPr>
-          <w:rFonts w:ascii="Arial" w:cs="Arial" w:eastAsia="Arial" w:hAnsi="Arial"/>
-          <w:color w:val="1C2B3A"/>
-          <w:sz w:val="20"/>
-          <w:szCs w:val="20"/>
-        </w:rPr>
-        <w:t xml:space="preserve"> over </w:t>
+        <w:t xml:space="preserve">For each</w:t>
+      </w:r>
+      <w:r>
+        <w:rPr>
+          <w:rFonts w:ascii="Arial" w:cs="Arial" w:eastAsia="Arial" w:hAnsi="Arial"/>
+          <w:color w:val="1C2B3A"/>
+          <w:sz w:val="20"/>
+          <w:szCs w:val="20"/>
+        </w:rPr>
+        <w:t xml:space="preserve">) over </w:t>
       </w:r>
       <w:r>
         <w:rPr>
@@ -2061,6 +2061,26 @@
           <w:sz w:val="20"/>
           <w:szCs w:val="20"/>
         </w:rPr>
+        <w:t xml:space="preserve">, and inside it </w:t>
+      </w:r>
+      <w:r>
+        <w:rPr>
+          <w:rFonts w:ascii="Arial" w:cs="Arial" w:eastAsia="Arial" w:hAnsi="Arial"/>
+          <w:b/>
+          <w:bCs/>
+          <w:color w:val="1C2B3A"/>
+          <w:sz w:val="20"/>
+          <w:szCs w:val="20"/>
+        </w:rPr>
+        <w:t xml:space="preserve">SharePoint → Delete attachment</w:t>
+      </w:r>
+      <w:r>
+        <w:rPr>
+          <w:rFonts w:ascii="Arial" w:cs="Arial" w:eastAsia="Arial" w:hAnsi="Arial"/>
+          <w:color w:val="1C2B3A"/>
+          <w:sz w:val="20"/>
+          <w:szCs w:val="20"/>
+        </w:rPr>
         <w:t xml:space="preserve"> — Site Address and List Name as above, </w:t>
       </w:r>
       <w:r>
@@ -2111,7 +2131,7 @@
           <w:szCs w:val="18"/>
           <w:shd w:fill="F2F0EA" w:val="clear"/>
         </w:rPr>
-        <w:t xml:space="preserve">@{items('Apply_to_each')?['Id']}</w:t>
+        <w:t xml:space="preserve">@{item()?['Id']}</w:t>
       </w:r>
     </w:p>
     <w:p>
@@ -2184,27 +2204,7 @@
           <w:sz w:val="20"/>
           <w:szCs w:val="20"/>
         </w:rPr>
-        <w:t xml:space="preserve">, after the </w:t>
-      </w:r>
-      <w:r>
-        <w:rPr>
-          <w:rFonts w:ascii="Arial" w:cs="Arial" w:eastAsia="Arial" w:hAnsi="Arial"/>
-          <w:i/>
-          <w:iCs/>
-          <w:color w:val="1C2B3A"/>
-          <w:sz w:val="20"/>
-          <w:szCs w:val="20"/>
-        </w:rPr>
-        <w:t xml:space="preserve">Apply to each</w:t>
-      </w:r>
-      <w:r>
-        <w:rPr>
-          <w:rFonts w:ascii="Arial" w:cs="Arial" w:eastAsia="Arial" w:hAnsi="Arial"/>
-          <w:color w:val="1C2B3A"/>
-          <w:sz w:val="20"/>
-          <w:szCs w:val="20"/>
-        </w:rPr>
-        <w:t xml:space="preserve">: </w:t>
+        <w:t xml:space="preserve">, after the loop (not inside it): </w:t>
       </w:r>
       <w:r>
         <w:rPr>

--- a/docs/word/9 - Saving and Reopening Variation Files.docx
+++ b/docs/word/9 - Saving and Reopening Variation Files.docx
@@ -145,7 +145,26 @@
           <w:sz w:val="20"/>
           <w:szCs w:val="20"/>
         </w:rPr>
-        <w:t xml:space="preserve">the attachments themselves — drawings, markups, screenshots and emails</w:t>
+        <w:t xml:space="preserve">the drawing and day sheet tables</w:t>
+      </w:r>
+    </w:p>
+    <w:p>
+      <w:pPr>
+        <w:pStyle w:val="ListParagraph"/>
+        <w:numPr>
+          <w:ilvl w:val="0"/>
+          <w:numId w:val="2"/>
+        </w:numPr>
+        <w:spacing w:after="80"/>
+      </w:pPr>
+      <w:r>
+        <w:rPr>
+          <w:rFonts w:ascii="Arial" w:cs="Arial" w:eastAsia="Arial" w:hAnsi="Arial"/>
+          <w:color w:val="1C2B3A"/>
+          <w:sz w:val="20"/>
+          <w:szCs w:val="20"/>
+        </w:rPr>
+        <w:t xml:space="preserve">the attachments themselves — drawings, markups, day sheets, screenshots and emails, each with the drawing or day sheet it was attached to</w:t>
       </w:r>
     </w:p>
     <w:p>
